--- a/por/docx/65.content.docx
+++ b/por/docx/65.content.docx
@@ -19,7 +19,7 @@
         <w:rPr>
           <w:lang w:val="pt_PT" w:bidi="pt_PT"/>
         </w:rPr>
-        <w:t>Resource: Notas de Tradução (unfoldingWord)</w:t>
+        <w:t>Resource: unfoldingWord® Translation Notes</w:t>
       </w:r>
       <w:r>
         <w:rPr>
@@ -90,7 +90,7 @@
         <w:rPr>
           <w:lang w:val="pt_PT" w:bidi="pt_PT"/>
         </w:rPr>
-        <w:t>Notas de Tradução (unfoldingWord)</w:t>
+        <w:t>unfoldingWord® Translation Notes</w:t>
       </w:r>
     </w:p>
     <w:p>

--- a/por/docx/65.content.docx
+++ b/por/docx/65.content.docx
@@ -210,6 +210,21 @@
           <w:b/>
           <w:lang w:val="pt_PT" w:bidi="pt_PT"/>
         </w:rPr>
+        <w:t>Ἰούδας</w:t>
+      </w:r>
+    </w:p>
+    <w:p>
+      <w:pPr/>
+      <w:r>
+        <w:rPr>
+          <w:lang w:val="pt_PT" w:bidi="pt_PT"/>
+        </w:rPr>
+      </w:r>
+      <w:r>
+        <w:rPr>
+          <w:b/>
+          <w:lang w:val="pt_PT" w:bidi="pt_PT"/>
+        </w:rPr>
         <w:t>"Judas".</w:t>
       </w:r>
     </w:p>
@@ -293,6 +308,21 @@
           <w:b/>
           <w:lang w:val="pt_PT" w:bidi="pt_PT"/>
         </w:rPr>
+        <w:t>Ἰούδας</w:t>
+      </w:r>
+    </w:p>
+    <w:p>
+      <w:pPr/>
+      <w:r>
+        <w:rPr>
+          <w:lang w:val="pt_PT" w:bidi="pt_PT"/>
+        </w:rPr>
+      </w:r>
+      <w:r>
+        <w:rPr>
+          <w:b/>
+          <w:lang w:val="pt_PT" w:bidi="pt_PT"/>
+        </w:rPr>
         <w:t>"Judas".</w:t>
       </w:r>
     </w:p>
@@ -376,6 +406,21 @@
           <w:b/>
           <w:lang w:val="pt_PT" w:bidi="pt_PT"/>
         </w:rPr>
+        <w:t>Ἰησοῦ Χριστοῦ δοῦλος, ἀδελφὸς δὲ Ἰακώβου</w:t>
+      </w:r>
+    </w:p>
+    <w:p>
+      <w:pPr/>
+      <w:r>
+        <w:rPr>
+          <w:lang w:val="pt_PT" w:bidi="pt_PT"/>
+        </w:rPr>
+      </w:r>
+      <w:r>
+        <w:rPr>
+          <w:b/>
+          <w:lang w:val="pt_PT" w:bidi="pt_PT"/>
+        </w:rPr>
         <w:t>"servo de Jesus Cristo e irmão de Tiago".</w:t>
       </w:r>
     </w:p>
@@ -472,6 +517,21 @@
           <w:b/>
           <w:lang w:val="pt_PT" w:bidi="pt_PT"/>
         </w:rPr>
+        <w:t>ἀδελφὸς &amp; Ἰακώβου</w:t>
+      </w:r>
+    </w:p>
+    <w:p>
+      <w:pPr/>
+      <w:r>
+        <w:rPr>
+          <w:lang w:val="pt_PT" w:bidi="pt_PT"/>
+        </w:rPr>
+      </w:r>
+      <w:r>
+        <w:rPr>
+          <w:b/>
+          <w:lang w:val="pt_PT" w:bidi="pt_PT"/>
+        </w:rPr>
         <w:t>"e irmão de Tiago".</w:t>
       </w:r>
     </w:p>
@@ -555,6 +615,21 @@
           <w:b/>
           <w:lang w:val="pt_PT" w:bidi="pt_PT"/>
         </w:rPr>
+        <w:t>τοῖς</w:t>
+      </w:r>
+    </w:p>
+    <w:p>
+      <w:pPr/>
+      <w:r>
+        <w:rPr>
+          <w:lang w:val="pt_PT" w:bidi="pt_PT"/>
+        </w:rPr>
+      </w:r>
+      <w:r>
+        <w:rPr>
+          <w:b/>
+          <w:lang w:val="pt_PT" w:bidi="pt_PT"/>
+        </w:rPr>
         <w:t>"aos chamados".</w:t>
       </w:r>
     </w:p>
@@ -638,6 +713,21 @@
           <w:b/>
           <w:lang w:val="pt_PT" w:bidi="pt_PT"/>
         </w:rPr>
+        <w:t>κλητοῖς</w:t>
+      </w:r>
+    </w:p>
+    <w:p>
+      <w:pPr/>
+      <w:r>
+        <w:rPr>
+          <w:lang w:val="pt_PT" w:bidi="pt_PT"/>
+        </w:rPr>
+      </w:r>
+      <w:r>
+        <w:rPr>
+          <w:b/>
+          <w:lang w:val="pt_PT" w:bidi="pt_PT"/>
+        </w:rPr>
         <w:t>"aos que foram chamados".</w:t>
       </w:r>
     </w:p>
@@ -1136,6 +1226,21 @@
           <w:b/>
           <w:lang w:val="pt_PT" w:bidi="pt_PT"/>
         </w:rPr>
+        <w:t>ἔλεος &amp; καὶ εἰρήνη, καὶ ἀγάπη πληθυνθείη</w:t>
+      </w:r>
+    </w:p>
+    <w:p>
+      <w:pPr/>
+      <w:r>
+        <w:rPr>
+          <w:lang w:val="pt_PT" w:bidi="pt_PT"/>
+        </w:rPr>
+      </w:r>
+      <w:r>
+        <w:rPr>
+          <w:b/>
+          <w:lang w:val="pt_PT" w:bidi="pt_PT"/>
+        </w:rPr>
         <w:t>"tenham mais e mais a misericórdia, a paz e o amor de Deus!".</w:t>
       </w:r>
     </w:p>
@@ -1219,6 +1324,21 @@
           <w:b/>
           <w:lang w:val="pt_PT" w:bidi="pt_PT"/>
         </w:rPr>
+        <w:t>ὑμῖν</w:t>
+      </w:r>
+    </w:p>
+    <w:p>
+      <w:pPr/>
+      <w:r>
+        <w:rPr>
+          <w:lang w:val="pt_PT" w:bidi="pt_PT"/>
+        </w:rPr>
+      </w:r>
+      <w:r>
+        <w:rPr>
+          <w:b/>
+          <w:lang w:val="pt_PT" w:bidi="pt_PT"/>
+        </w:rPr>
         <w:t>"vocês".</w:t>
       </w:r>
     </w:p>
@@ -1302,6 +1422,21 @@
           <w:b/>
           <w:lang w:val="pt_PT" w:bidi="pt_PT"/>
         </w:rPr>
+        <w:t>ἀγαπητοί</w:t>
+      </w:r>
+    </w:p>
+    <w:p>
+      <w:pPr/>
+      <w:r>
+        <w:rPr>
+          <w:lang w:val="pt_PT" w:bidi="pt_PT"/>
+        </w:rPr>
+      </w:r>
+      <w:r>
+        <w:rPr>
+          <w:b/>
+          <w:lang w:val="pt_PT" w:bidi="pt_PT"/>
+        </w:rPr>
         <w:t>"Queridos".</w:t>
       </w:r>
     </w:p>
@@ -1385,6 +1520,21 @@
           <w:b/>
           <w:lang w:val="pt_PT" w:bidi="pt_PT"/>
         </w:rPr>
+        <w:t>ἅπαξ</w:t>
+      </w:r>
+    </w:p>
+    <w:p>
+      <w:pPr/>
+      <w:r>
+        <w:rPr>
+          <w:lang w:val="pt_PT" w:bidi="pt_PT"/>
+        </w:rPr>
+      </w:r>
+      <w:r>
+        <w:rPr>
+          <w:b/>
+          <w:lang w:val="pt_PT" w:bidi="pt_PT"/>
+        </w:rPr>
         <w:t>"uma vez por todas".</w:t>
       </w:r>
     </w:p>
@@ -1448,6 +1598,21 @@
           <w:b/>
           <w:lang w:val="pt_PT" w:bidi="pt_PT"/>
         </w:rPr>
+        <w:t>πᾶσαν σπουδὴν ποιούμενος γράφειν ὑμῖν</w:t>
+      </w:r>
+    </w:p>
+    <w:p>
+      <w:pPr/>
+      <w:r>
+        <w:rPr>
+          <w:lang w:val="pt_PT" w:bidi="pt_PT"/>
+        </w:rPr>
+      </w:r>
+      <w:r>
+        <w:rPr>
+          <w:b/>
+          <w:lang w:val="pt_PT" w:bidi="pt_PT"/>
+        </w:rPr>
         <w:t>"Então senti que era necessário escrever".</w:t>
       </w:r>
     </w:p>
@@ -1574,6 +1739,21 @@
           <w:b/>
           <w:lang w:val="pt_PT" w:bidi="pt_PT"/>
         </w:rPr>
+        <w:t>περὶ τῆς κοινῆς ἡμῶν σωτηρίας</w:t>
+      </w:r>
+    </w:p>
+    <w:p>
+      <w:pPr/>
+      <w:r>
+        <w:rPr>
+          <w:lang w:val="pt_PT" w:bidi="pt_PT"/>
+        </w:rPr>
+      </w:r>
+      <w:r>
+        <w:rPr>
+          <w:b/>
+          <w:lang w:val="pt_PT" w:bidi="pt_PT"/>
+        </w:rPr>
         <w:t>"a respeito da salvação que temos em comum".</w:t>
       </w:r>
     </w:p>
@@ -1657,6 +1837,21 @@
           <w:b/>
           <w:lang w:val="pt_PT" w:bidi="pt_PT"/>
         </w:rPr>
+        <w:t>ἡμῶν</w:t>
+      </w:r>
+    </w:p>
+    <w:p>
+      <w:pPr/>
+      <w:r>
+        <w:rPr>
+          <w:lang w:val="pt_PT" w:bidi="pt_PT"/>
+        </w:rPr>
+      </w:r>
+      <w:r>
+        <w:rPr>
+          <w:b/>
+          <w:lang w:val="pt_PT" w:bidi="pt_PT"/>
+        </w:rPr>
         <w:t>"que temos".</w:t>
       </w:r>
     </w:p>
@@ -1740,6 +1935,21 @@
           <w:b/>
           <w:lang w:val="pt_PT" w:bidi="pt_PT"/>
         </w:rPr>
+        <w:t>ἀνάγκην ἔσχον γράψαι</w:t>
+      </w:r>
+    </w:p>
+    <w:p>
+      <w:pPr/>
+      <w:r>
+        <w:rPr>
+          <w:lang w:val="pt_PT" w:bidi="pt_PT"/>
+        </w:rPr>
+      </w:r>
+      <w:r>
+        <w:rPr>
+          <w:b/>
+          <w:lang w:val="pt_PT" w:bidi="pt_PT"/>
+        </w:rPr>
         <w:t>"senti que era necessário escrever".</w:t>
       </w:r>
     </w:p>
@@ -1823,6 +2033,21 @@
           <w:b/>
           <w:lang w:val="pt_PT" w:bidi="pt_PT"/>
         </w:rPr>
+        <w:t>παρακαλῶν ἐπαγωνίζεσθαι τῇ &amp; πίστει</w:t>
+      </w:r>
+    </w:p>
+    <w:p>
+      <w:pPr/>
+      <w:r>
+        <w:rPr>
+          <w:lang w:val="pt_PT" w:bidi="pt_PT"/>
+        </w:rPr>
+      </w:r>
+      <w:r>
+        <w:rPr>
+          <w:b/>
+          <w:lang w:val="pt_PT" w:bidi="pt_PT"/>
+        </w:rPr>
         <w:t>"para animá-los a combater".</w:t>
       </w:r>
     </w:p>
@@ -1906,6 +2131,21 @@
           <w:b/>
           <w:lang w:val="pt_PT" w:bidi="pt_PT"/>
         </w:rPr>
+        <w:t>παρακαλῶν ἐπαγωνίζεσθαι τῇ &amp; πίστει</w:t>
+      </w:r>
+    </w:p>
+    <w:p>
+      <w:pPr/>
+      <w:r>
+        <w:rPr>
+          <w:lang w:val="pt_PT" w:bidi="pt_PT"/>
+        </w:rPr>
+      </w:r>
+      <w:r>
+        <w:rPr>
+          <w:b/>
+          <w:lang w:val="pt_PT" w:bidi="pt_PT"/>
+        </w:rPr>
         <w:t>"para animá-los a combater".</w:t>
       </w:r>
     </w:p>
@@ -2072,6 +2312,21 @@
           <w:b/>
           <w:lang w:val="pt_PT" w:bidi="pt_PT"/>
         </w:rPr>
+        <w:t>γάρ</w:t>
+      </w:r>
+    </w:p>
+    <w:p>
+      <w:pPr/>
+      <w:r>
+        <w:rPr>
+          <w:lang w:val="pt_PT" w:bidi="pt_PT"/>
+        </w:rPr>
+      </w:r>
+      <w:r>
+        <w:rPr>
+          <w:b/>
+          <w:lang w:val="pt_PT" w:bidi="pt_PT"/>
+        </w:rPr>
         <w:t>"Pois".</w:t>
       </w:r>
     </w:p>
@@ -2155,6 +2410,21 @@
           <w:b/>
           <w:lang w:val="pt_PT" w:bidi="pt_PT"/>
         </w:rPr>
+        <w:t>εἰς ἀσέλγειαν</w:t>
+      </w:r>
+    </w:p>
+    <w:p>
+      <w:pPr/>
+      <w:r>
+        <w:rPr>
+          <w:lang w:val="pt_PT" w:bidi="pt_PT"/>
+        </w:rPr>
+      </w:r>
+      <w:r>
+        <w:rPr>
+          <w:b/>
+          <w:lang w:val="pt_PT" w:bidi="pt_PT"/>
+        </w:rPr>
         <w:t>"para a sua vida imoral".</w:t>
       </w:r>
     </w:p>
@@ -2301,6 +2571,21 @@
           <w:b/>
           <w:lang w:val="pt_PT" w:bidi="pt_PT"/>
         </w:rPr>
+        <w:t>τὸν μόνον Δεσπότην καὶ Κύριον ἡμῶν</w:t>
+      </w:r>
+    </w:p>
+    <w:p>
+      <w:pPr/>
+      <w:r>
+        <w:rPr>
+          <w:lang w:val="pt_PT" w:bidi="pt_PT"/>
+        </w:rPr>
+      </w:r>
+      <w:r>
+        <w:rPr>
+          <w:b/>
+          <w:lang w:val="pt_PT" w:bidi="pt_PT"/>
+        </w:rPr>
         <w:t>"nosso único Mestre e Senhor".</w:t>
       </w:r>
     </w:p>
@@ -2433,6 +2718,21 @@
         <w:rPr>
           <w:lang w:val="pt_PT" w:bidi="pt_PT"/>
         </w:rPr>
+      </w:r>
+    </w:p>
+    <w:p>
+      <w:pPr/>
+      <w:r>
+        <w:rPr>
+          <w:lang w:val="pt_PT" w:bidi="pt_PT"/>
+        </w:rPr>
+      </w:r>
+      <w:r>
+        <w:rPr>
+          <w:b/>
+          <w:lang w:val="pt_PT" w:bidi="pt_PT"/>
+        </w:rPr>
+        <w:t>παρεισέδυσαν γάρ τινες ἄνθρωποι</w:t>
       </w:r>
     </w:p>
     <w:p>
@@ -2631,6 +2931,21 @@
           <w:b/>
           <w:lang w:val="pt_PT" w:bidi="pt_PT"/>
         </w:rPr>
+        <w:t>εἰς τοῦτο τὸ κρίμα</w:t>
+      </w:r>
+    </w:p>
+    <w:p>
+      <w:pPr/>
+      <w:r>
+        <w:rPr>
+          <w:lang w:val="pt_PT" w:bidi="pt_PT"/>
+        </w:rPr>
+      </w:r>
+      <w:r>
+        <w:rPr>
+          <w:b/>
+          <w:lang w:val="pt_PT" w:bidi="pt_PT"/>
+        </w:rPr>
         <w:t>"a condenação".</w:t>
       </w:r>
     </w:p>
@@ -2714,6 +3029,21 @@
           <w:b/>
           <w:lang w:val="pt_PT" w:bidi="pt_PT"/>
         </w:rPr>
+        <w:t>ἀσεβεῖς</w:t>
+      </w:r>
+    </w:p>
+    <w:p>
+      <w:pPr/>
+      <w:r>
+        <w:rPr>
+          <w:lang w:val="pt_PT" w:bidi="pt_PT"/>
+        </w:rPr>
+      </w:r>
+      <w:r>
+        <w:rPr>
+          <w:b/>
+          <w:lang w:val="pt_PT" w:bidi="pt_PT"/>
+        </w:rPr>
         <w:t>"homens que não temem a Deus".</w:t>
       </w:r>
     </w:p>
@@ -2797,6 +3127,21 @@
           <w:b/>
           <w:lang w:val="pt_PT" w:bidi="pt_PT"/>
         </w:rPr>
+        <w:t>τὴν τοῦ Θεοῦ ἡμῶν χάριτα μετατιθέντες εἰς ἀσέλγειαν</w:t>
+      </w:r>
+    </w:p>
+    <w:p>
+      <w:pPr/>
+      <w:r>
+        <w:rPr>
+          <w:lang w:val="pt_PT" w:bidi="pt_PT"/>
+        </w:rPr>
+      </w:r>
+      <w:r>
+        <w:rPr>
+          <w:b/>
+          <w:lang w:val="pt_PT" w:bidi="pt_PT"/>
+        </w:rPr>
         <w:t xml:space="preserve">"Eles torcem a mensagem a respeito da graça do nosso Deus a fim de arranjar uma desculpa para a sua vida imoral". </w:t>
       </w:r>
     </w:p>
@@ -2976,6 +3321,21 @@
           <w:b/>
           <w:lang w:val="pt_PT" w:bidi="pt_PT"/>
         </w:rPr>
+        <w:t>τὴν τοῦ Θεοῦ ἡμῶν χάριτα</w:t>
+      </w:r>
+    </w:p>
+    <w:p>
+      <w:pPr/>
+      <w:r>
+        <w:rPr>
+          <w:lang w:val="pt_PT" w:bidi="pt_PT"/>
+        </w:rPr>
+      </w:r>
+      <w:r>
+        <w:rPr>
+          <w:b/>
+          <w:lang w:val="pt_PT" w:bidi="pt_PT"/>
+        </w:rPr>
         <w:t>"da graça do nosso Deus".</w:t>
       </w:r>
     </w:p>
@@ -3142,6 +3502,21 @@
           <w:b/>
           <w:lang w:val="pt_PT" w:bidi="pt_PT"/>
         </w:rPr>
+        <w:t>πάντα</w:t>
+      </w:r>
+    </w:p>
+    <w:p>
+      <w:pPr/>
+      <w:r>
+        <w:rPr>
+          <w:lang w:val="pt_PT" w:bidi="pt_PT"/>
+        </w:rPr>
+      </w:r>
+      <w:r>
+        <w:rPr>
+          <w:b/>
+          <w:lang w:val="pt_PT" w:bidi="pt_PT"/>
+        </w:rPr>
         <w:t>"tudo isso".</w:t>
       </w:r>
     </w:p>
@@ -3225,6 +3600,21 @@
           <w:b/>
           <w:lang w:val="pt_PT" w:bidi="pt_PT"/>
         </w:rPr>
+        <w:t>ὅτι Ἰησοῦς</w:t>
+      </w:r>
+    </w:p>
+    <w:p>
+      <w:pPr/>
+      <w:r>
+        <w:rPr>
+          <w:lang w:val="pt_PT" w:bidi="pt_PT"/>
+        </w:rPr>
+      </w:r>
+      <w:r>
+        <w:rPr>
+          <w:b/>
+          <w:lang w:val="pt_PT" w:bidi="pt_PT"/>
+        </w:rPr>
         <w:t>"que o Senhor".</w:t>
       </w:r>
     </w:p>
@@ -3308,6 +3698,21 @@
           <w:b/>
           <w:lang w:val="pt_PT" w:bidi="pt_PT"/>
         </w:rPr>
+        <w:t>λαὸν ἐκ γῆς Αἰγύπτου σώσας</w:t>
+      </w:r>
+    </w:p>
+    <w:p>
+      <w:pPr/>
+      <w:r>
+        <w:rPr>
+          <w:lang w:val="pt_PT" w:bidi="pt_PT"/>
+        </w:rPr>
+      </w:r>
+      <w:r>
+        <w:rPr>
+          <w:b/>
+          <w:lang w:val="pt_PT" w:bidi="pt_PT"/>
+        </w:rPr>
         <w:t>"tirando-o da terra do Egito".</w:t>
       </w:r>
     </w:p>
@@ -3537,6 +3942,21 @@
           <w:b/>
           <w:lang w:val="pt_PT" w:bidi="pt_PT"/>
         </w:rPr>
+        <w:t>τὴν ἑαυτῶν ἀρχὴν</w:t>
+      </w:r>
+    </w:p>
+    <w:p>
+      <w:pPr/>
+      <w:r>
+        <w:rPr>
+          <w:lang w:val="pt_PT" w:bidi="pt_PT"/>
+        </w:rPr>
+      </w:r>
+      <w:r>
+        <w:rPr>
+          <w:b/>
+          <w:lang w:val="pt_PT" w:bidi="pt_PT"/>
+        </w:rPr>
         <w:t>"dentro dos limites da sua própria autoridade".</w:t>
       </w:r>
     </w:p>
@@ -3683,6 +4103,21 @@
           <w:b/>
           <w:lang w:val="pt_PT" w:bidi="pt_PT"/>
         </w:rPr>
+        <w:t>δεσμοῖς ἀϊδίοις &amp; τετήρηκεν</w:t>
+      </w:r>
+    </w:p>
+    <w:p>
+      <w:pPr/>
+      <w:r>
+        <w:rPr>
+          <w:lang w:val="pt_PT" w:bidi="pt_PT"/>
+        </w:rPr>
+      </w:r>
+      <w:r>
+        <w:rPr>
+          <w:b/>
+          <w:lang w:val="pt_PT" w:bidi="pt_PT"/>
+        </w:rPr>
         <w:t>"Eles estão amarrados com correntes eternas".</w:t>
       </w:r>
     </w:p>
@@ -3746,6 +4181,21 @@
           <w:b/>
           <w:lang w:val="pt_PT" w:bidi="pt_PT"/>
         </w:rPr>
+        <w:t>ὑπὸ ζόφον</w:t>
+      </w:r>
+    </w:p>
+    <w:p>
+      <w:pPr/>
+      <w:r>
+        <w:rPr>
+          <w:lang w:val="pt_PT" w:bidi="pt_PT"/>
+        </w:rPr>
+      </w:r>
+      <w:r>
+        <w:rPr>
+          <w:b/>
+          <w:lang w:val="pt_PT" w:bidi="pt_PT"/>
+        </w:rPr>
         <w:t>"lá embaixo na escuridão".</w:t>
       </w:r>
     </w:p>
@@ -3912,6 +4362,21 @@
           <w:b/>
           <w:lang w:val="pt_PT" w:bidi="pt_PT"/>
         </w:rPr>
+        <w:t>εἰς κρίσιν μεγάλης ἡμέρας</w:t>
+      </w:r>
+    </w:p>
+    <w:p>
+      <w:pPr/>
+      <w:r>
+        <w:rPr>
+          <w:lang w:val="pt_PT" w:bidi="pt_PT"/>
+        </w:rPr>
+      </w:r>
+      <w:r>
+        <w:rPr>
+          <w:b/>
+          <w:lang w:val="pt_PT" w:bidi="pt_PT"/>
+        </w:rPr>
         <w:t>"onde Deus os está guardando para aquele grande dia em que serão condenados".</w:t>
       </w:r>
     </w:p>
@@ -3995,6 +4460,21 @@
           <w:b/>
           <w:lang w:val="pt_PT" w:bidi="pt_PT"/>
         </w:rPr>
+        <w:t>μεγάλης ἡμέρας</w:t>
+      </w:r>
+    </w:p>
+    <w:p>
+      <w:pPr/>
+      <w:r>
+        <w:rPr>
+          <w:lang w:val="pt_PT" w:bidi="pt_PT"/>
+        </w:rPr>
+      </w:r>
+      <w:r>
+        <w:rPr>
+          <w:b/>
+          <w:lang w:val="pt_PT" w:bidi="pt_PT"/>
+        </w:rPr>
         <w:t>"aquele grande dia".</w:t>
       </w:r>
     </w:p>
@@ -4173,6 +4653,21 @@
           <w:b/>
           <w:lang w:val="pt_PT" w:bidi="pt_PT"/>
         </w:rPr>
+        <w:t>τὸν ὅμοιον τρόπον τούτοις</w:t>
+      </w:r>
+    </w:p>
+    <w:p>
+      <w:pPr/>
+      <w:r>
+        <w:rPr>
+          <w:lang w:val="pt_PT" w:bidi="pt_PT"/>
+        </w:rPr>
+      </w:r>
+      <w:r>
+        <w:rPr>
+          <w:b/>
+          <w:lang w:val="pt_PT" w:bidi="pt_PT"/>
+        </w:rPr>
         <w:t>"que agiram como aqueles anjos".</w:t>
       </w:r>
     </w:p>
@@ -4339,6 +4834,21 @@
           <w:b/>
           <w:lang w:val="pt_PT" w:bidi="pt_PT"/>
         </w:rPr>
+        <w:t>καὶ ἀπελθοῦσαι ὀπίσω σαρκὸς ἑτέρας</w:t>
+      </w:r>
+    </w:p>
+    <w:p>
+      <w:pPr/>
+      <w:r>
+        <w:rPr>
+          <w:lang w:val="pt_PT" w:bidi="pt_PT"/>
+        </w:rPr>
+      </w:r>
+      <w:r>
+        <w:rPr>
+          <w:b/>
+          <w:lang w:val="pt_PT" w:bidi="pt_PT"/>
+        </w:rPr>
         <w:t xml:space="preserve">"e cometeram imoralidades e pecados sexuais". </w:t>
       </w:r>
     </w:p>
@@ -4422,6 +4932,21 @@
           <w:b/>
           <w:lang w:val="pt_PT" w:bidi="pt_PT"/>
         </w:rPr>
+        <w:t>σαρκὸς ἑτέρας</w:t>
+      </w:r>
+    </w:p>
+    <w:p>
+      <w:pPr/>
+      <w:r>
+        <w:rPr>
+          <w:lang w:val="pt_PT" w:bidi="pt_PT"/>
+        </w:rPr>
+      </w:r>
+      <w:r>
+        <w:rPr>
+          <w:b/>
+          <w:lang w:val="pt_PT" w:bidi="pt_PT"/>
+        </w:rPr>
         <w:t>"-".</w:t>
       </w:r>
     </w:p>
@@ -4485,6 +5010,21 @@
           <w:b/>
           <w:lang w:val="pt_PT" w:bidi="pt_PT"/>
         </w:rPr>
+        <w:t>πρόκεινται δεῖγμα</w:t>
+      </w:r>
+    </w:p>
+    <w:p>
+      <w:pPr/>
+      <w:r>
+        <w:rPr>
+          <w:lang w:val="pt_PT" w:bidi="pt_PT"/>
+        </w:rPr>
+      </w:r>
+      <w:r>
+        <w:rPr>
+          <w:b/>
+          <w:lang w:val="pt_PT" w:bidi="pt_PT"/>
+        </w:rPr>
         <w:t xml:space="preserve">"-". </w:t>
       </w:r>
     </w:p>
@@ -4637,6 +5177,21 @@
         <w:rPr>
           <w:lang w:val="pt_PT" w:bidi="pt_PT"/>
         </w:rPr>
+      </w:r>
+    </w:p>
+    <w:p>
+      <w:pPr/>
+      <w:r>
+        <w:rPr>
+          <w:lang w:val="pt_PT" w:bidi="pt_PT"/>
+        </w:rPr>
+      </w:r>
+      <w:r>
+        <w:rPr>
+          <w:b/>
+          <w:lang w:val="pt_PT" w:bidi="pt_PT"/>
+        </w:rPr>
+        <w:t>ὁμοίως</w:t>
       </w:r>
     </w:p>
     <w:p>
@@ -4752,6 +5307,21 @@
           <w:b/>
           <w:lang w:val="pt_PT" w:bidi="pt_PT"/>
         </w:rPr>
+        <w:t>οὗτοι ἐνυπνιαζόμενοι</w:t>
+      </w:r>
+    </w:p>
+    <w:p>
+      <w:pPr/>
+      <w:r>
+        <w:rPr>
+          <w:lang w:val="pt_PT" w:bidi="pt_PT"/>
+        </w:rPr>
+      </w:r>
+      <w:r>
+        <w:rPr>
+          <w:b/>
+          <w:lang w:val="pt_PT" w:bidi="pt_PT"/>
+        </w:rPr>
         <w:t>"esses homens têm visões".</w:t>
       </w:r>
     </w:p>
@@ -4853,6 +5423,21 @@
           <w:b/>
           <w:lang w:val="pt_PT" w:bidi="pt_PT"/>
         </w:rPr>
+        <w:t>σάρκα μὲν μιαίνουσιν</w:t>
+      </w:r>
+    </w:p>
+    <w:p>
+      <w:pPr/>
+      <w:r>
+        <w:rPr>
+          <w:lang w:val="pt_PT" w:bidi="pt_PT"/>
+        </w:rPr>
+      </w:r>
+      <w:r>
+        <w:rPr>
+          <w:b/>
+          <w:lang w:val="pt_PT" w:bidi="pt_PT"/>
+        </w:rPr>
         <w:t>"que os fazem pecar contra o próprio corpo deles".</w:t>
       </w:r>
     </w:p>
@@ -4936,6 +5521,21 @@
           <w:b/>
           <w:lang w:val="pt_PT" w:bidi="pt_PT"/>
         </w:rPr>
+        <w:t>κυριότητα</w:t>
+      </w:r>
+    </w:p>
+    <w:p>
+      <w:pPr/>
+      <w:r>
+        <w:rPr>
+          <w:lang w:val="pt_PT" w:bidi="pt_PT"/>
+        </w:rPr>
+      </w:r>
+      <w:r>
+        <w:rPr>
+          <w:b/>
+          <w:lang w:val="pt_PT" w:bidi="pt_PT"/>
+        </w:rPr>
         <w:t>"a autoridade de Deus".</w:t>
       </w:r>
     </w:p>
@@ -4999,6 +5599,21 @@
           <w:b/>
           <w:lang w:val="pt_PT" w:bidi="pt_PT"/>
         </w:rPr>
+        <w:t>κυριότητα &amp; ἀθετοῦσιν</w:t>
+      </w:r>
+    </w:p>
+    <w:p>
+      <w:pPr/>
+      <w:r>
+        <w:rPr>
+          <w:lang w:val="pt_PT" w:bidi="pt_PT"/>
+        </w:rPr>
+      </w:r>
+      <w:r>
+        <w:rPr>
+          <w:b/>
+          <w:lang w:val="pt_PT" w:bidi="pt_PT"/>
+        </w:rPr>
         <w:t>"Desprezam a autoridade de Deus".</w:t>
       </w:r>
     </w:p>
@@ -5380,6 +5995,21 @@
         <w:rPr>
           <w:lang w:val="pt_PT" w:bidi="pt_PT"/>
         </w:rPr>
+      </w:r>
+    </w:p>
+    <w:p>
+      <w:pPr/>
+      <w:r>
+        <w:rPr>
+          <w:lang w:val="pt_PT" w:bidi="pt_PT"/>
+        </w:rPr>
+      </w:r>
+      <w:r>
+        <w:rPr>
+          <w:b/>
+          <w:lang w:val="pt_PT" w:bidi="pt_PT"/>
+        </w:rPr>
+        <w:t>οὗτοι</w:t>
       </w:r>
     </w:p>
     <w:p>
@@ -5508,6 +6138,21 @@
           <w:b/>
           <w:lang w:val="pt_PT" w:bidi="pt_PT"/>
         </w:rPr>
+        <w:t>ὅσα &amp; οὐκ οἴδασιν</w:t>
+      </w:r>
+    </w:p>
+    <w:p>
+      <w:pPr/>
+      <w:r>
+        <w:rPr>
+          <w:lang w:val="pt_PT" w:bidi="pt_PT"/>
+        </w:rPr>
+      </w:r>
+      <w:r>
+        <w:rPr>
+          <w:b/>
+          <w:lang w:val="pt_PT" w:bidi="pt_PT"/>
+        </w:rPr>
         <w:t>"</w:t>
       </w:r>
       <w:r>
@@ -5713,6 +6358,21 @@
           <w:b/>
           <w:lang w:val="pt_PT" w:bidi="pt_PT"/>
         </w:rPr>
+        <w:t>ἐν τούτοις</w:t>
+      </w:r>
+    </w:p>
+    <w:p>
+      <w:pPr/>
+      <w:r>
+        <w:rPr>
+          <w:lang w:val="pt_PT" w:bidi="pt_PT"/>
+        </w:rPr>
+      </w:r>
+      <w:r>
+        <w:rPr>
+          <w:b/>
+          <w:lang w:val="pt_PT" w:bidi="pt_PT"/>
+        </w:rPr>
         <w:t>"coisas que conhecem".</w:t>
       </w:r>
     </w:p>
@@ -5919,6 +6579,21 @@
           <w:b/>
           <w:lang w:val="pt_PT" w:bidi="pt_PT"/>
         </w:rPr>
+        <w:t>οὐαὶ αὐτοῖς</w:t>
+      </w:r>
+    </w:p>
+    <w:p>
+      <w:pPr/>
+      <w:r>
+        <w:rPr>
+          <w:lang w:val="pt_PT" w:bidi="pt_PT"/>
+        </w:rPr>
+      </w:r>
+      <w:r>
+        <w:rPr>
+          <w:b/>
+          <w:lang w:val="pt_PT" w:bidi="pt_PT"/>
+        </w:rPr>
         <w:t>"Ai deles".</w:t>
       </w:r>
     </w:p>
@@ -6015,6 +6690,21 @@
           <w:b/>
           <w:lang w:val="pt_PT" w:bidi="pt_PT"/>
         </w:rPr>
+        <w:t>τῇ ὁδῷ τοῦ Κάϊν ἐπορεύθησαν</w:t>
+      </w:r>
+    </w:p>
+    <w:p>
+      <w:pPr/>
+      <w:r>
+        <w:rPr>
+          <w:lang w:val="pt_PT" w:bidi="pt_PT"/>
+        </w:rPr>
+      </w:r>
+      <w:r>
+        <w:rPr>
+          <w:b/>
+          <w:lang w:val="pt_PT" w:bidi="pt_PT"/>
+        </w:rPr>
         <w:t>"</w:t>
       </w:r>
       <w:r>
@@ -6125,6 +6815,21 @@
           <w:b/>
           <w:lang w:val="pt_PT" w:bidi="pt_PT"/>
         </w:rPr>
+        <w:t>τοῦ Κάϊν</w:t>
+      </w:r>
+    </w:p>
+    <w:p>
+      <w:pPr/>
+      <w:r>
+        <w:rPr>
+          <w:lang w:val="pt_PT" w:bidi="pt_PT"/>
+        </w:rPr>
+      </w:r>
+      <w:r>
+        <w:rPr>
+          <w:b/>
+          <w:lang w:val="pt_PT" w:bidi="pt_PT"/>
+        </w:rPr>
         <w:t>"de Caim".</w:t>
       </w:r>
     </w:p>
@@ -6284,6 +6989,21 @@
           <w:b/>
           <w:lang w:val="pt_PT" w:bidi="pt_PT"/>
         </w:rPr>
+        <w:t>τοῦ Βαλαὰμ μισθοῦ</w:t>
+      </w:r>
+    </w:p>
+    <w:p>
+      <w:pPr/>
+      <w:r>
+        <w:rPr>
+          <w:lang w:val="pt_PT" w:bidi="pt_PT"/>
+        </w:rPr>
+      </w:r>
+      <w:r>
+        <w:rPr>
+          <w:b/>
+          <w:lang w:val="pt_PT" w:bidi="pt_PT"/>
+        </w:rPr>
         <w:t xml:space="preserve">"Por causa de dinheiro" — "erro de Balaão". </w:t>
       </w:r>
     </w:p>
@@ -6380,6 +7100,21 @@
           <w:b/>
           <w:lang w:val="pt_PT" w:bidi="pt_PT"/>
         </w:rPr>
+        <w:t>τοῦ Κόρε</w:t>
+      </w:r>
+    </w:p>
+    <w:p>
+      <w:pPr/>
+      <w:r>
+        <w:rPr>
+          <w:lang w:val="pt_PT" w:bidi="pt_PT"/>
+        </w:rPr>
+      </w:r>
+      <w:r>
+        <w:rPr>
+          <w:b/>
+          <w:lang w:val="pt_PT" w:bidi="pt_PT"/>
+        </w:rPr>
         <w:t>"</w:t>
       </w:r>
       <w:r>
@@ -6490,6 +7225,21 @@
           <w:b/>
           <w:lang w:val="pt_PT" w:bidi="pt_PT"/>
         </w:rPr>
+        <w:t>ἀπώλοντο</w:t>
+      </w:r>
+    </w:p>
+    <w:p>
+      <w:pPr/>
+      <w:r>
+        <w:rPr>
+          <w:lang w:val="pt_PT" w:bidi="pt_PT"/>
+        </w:rPr>
+      </w:r>
+      <w:r>
+        <w:rPr>
+          <w:b/>
+          <w:lang w:val="pt_PT" w:bidi="pt_PT"/>
+        </w:rPr>
         <w:t>"foi destruído".</w:t>
       </w:r>
     </w:p>
@@ -6559,6 +7309,21 @@
         <w:rPr>
           <w:lang w:val="pt_PT" w:bidi="pt_PT"/>
         </w:rPr>
+      </w:r>
+    </w:p>
+    <w:p>
+      <w:pPr/>
+      <w:r>
+        <w:rPr>
+          <w:lang w:val="pt_PT" w:bidi="pt_PT"/>
+        </w:rPr>
+      </w:r>
+      <w:r>
+        <w:rPr>
+          <w:b/>
+          <w:lang w:val="pt_PT" w:bidi="pt_PT"/>
+        </w:rPr>
+        <w:t>οὗτοί</w:t>
       </w:r>
     </w:p>
     <w:p>
@@ -6701,6 +7466,21 @@
           <w:b/>
           <w:lang w:val="pt_PT" w:bidi="pt_PT"/>
         </w:rPr>
+        <w:t>ἐκριζωθέντα</w:t>
+      </w:r>
+    </w:p>
+    <w:p>
+      <w:pPr/>
+      <w:r>
+        <w:rPr>
+          <w:lang w:val="pt_PT" w:bidi="pt_PT"/>
+        </w:rPr>
+      </w:r>
+      <w:r>
+        <w:rPr>
+          <w:b/>
+          <w:lang w:val="pt_PT" w:bidi="pt_PT"/>
+        </w:rPr>
         <w:t>"</w:t>
       </w:r>
       <w:r>
@@ -6798,6 +7578,21 @@
           <w:b/>
           <w:lang w:val="pt_PT" w:bidi="pt_PT"/>
         </w:rPr>
+        <w:t>ἐκριζωθέντα</w:t>
+      </w:r>
+    </w:p>
+    <w:p>
+      <w:pPr/>
+      <w:r>
+        <w:rPr>
+          <w:lang w:val="pt_PT" w:bidi="pt_PT"/>
+        </w:rPr>
+      </w:r>
+      <w:r>
+        <w:rPr>
+          <w:b/>
+          <w:lang w:val="pt_PT" w:bidi="pt_PT"/>
+        </w:rPr>
         <w:t>"</w:t>
       </w:r>
       <w:r>
@@ -6895,6 +7690,21 @@
           <w:b/>
           <w:lang w:val="pt_PT" w:bidi="pt_PT"/>
         </w:rPr>
+        <w:t>σπιλάδες</w:t>
+      </w:r>
+    </w:p>
+    <w:p>
+      <w:pPr/>
+      <w:r>
+        <w:rPr>
+          <w:lang w:val="pt_PT" w:bidi="pt_PT"/>
+        </w:rPr>
+      </w:r>
+      <w:r>
+        <w:rPr>
+          <w:b/>
+          <w:lang w:val="pt_PT" w:bidi="pt_PT"/>
+        </w:rPr>
         <w:t>"manchas de sujeira".</w:t>
       </w:r>
     </w:p>
@@ -7004,6 +7814,21 @@
           <w:b/>
           <w:lang w:val="pt_PT" w:bidi="pt_PT"/>
         </w:rPr>
+        <w:t>ταῖς ἀγάπαις</w:t>
+      </w:r>
+    </w:p>
+    <w:p>
+      <w:pPr/>
+      <w:r>
+        <w:rPr>
+          <w:lang w:val="pt_PT" w:bidi="pt_PT"/>
+        </w:rPr>
+      </w:r>
+      <w:r>
+        <w:rPr>
+          <w:b/>
+          <w:lang w:val="pt_PT" w:bidi="pt_PT"/>
+        </w:rPr>
         <w:t>"nas refeições de amizade".</w:t>
       </w:r>
     </w:p>
@@ -7113,6 +7938,21 @@
           <w:b/>
           <w:lang w:val="pt_PT" w:bidi="pt_PT"/>
         </w:rPr>
+        <w:t>ἑαυτοὺς ποιμαίνοντες</w:t>
+      </w:r>
+    </w:p>
+    <w:p>
+      <w:pPr/>
+      <w:r>
+        <w:rPr>
+          <w:lang w:val="pt_PT" w:bidi="pt_PT"/>
+        </w:rPr>
+      </w:r>
+      <w:r>
+        <w:rPr>
+          <w:b/>
+          <w:lang w:val="pt_PT" w:bidi="pt_PT"/>
+        </w:rPr>
         <w:t>"</w:t>
       </w:r>
       <w:r>
@@ -7223,6 +8063,21 @@
           <w:b/>
           <w:lang w:val="pt_PT" w:bidi="pt_PT"/>
         </w:rPr>
+        <w:t>νεφέλαι ἄνυδροι ὑπὸ ἀνέμων παραφερόμεναι</w:t>
+      </w:r>
+    </w:p>
+    <w:p>
+      <w:pPr/>
+      <w:r>
+        <w:rPr>
+          <w:lang w:val="pt_PT" w:bidi="pt_PT"/>
+        </w:rPr>
+      </w:r>
+      <w:r>
+        <w:rPr>
+          <w:b/>
+          <w:lang w:val="pt_PT" w:bidi="pt_PT"/>
+        </w:rPr>
         <w:t>"</w:t>
       </w:r>
       <w:r>
@@ -7346,6 +8201,21 @@
           <w:b/>
           <w:lang w:val="pt_PT" w:bidi="pt_PT"/>
         </w:rPr>
+        <w:t>ὑπὸ ἀνέμων παραφερόμεναι</w:t>
+      </w:r>
+    </w:p>
+    <w:p>
+      <w:pPr/>
+      <w:r>
+        <w:rPr>
+          <w:lang w:val="pt_PT" w:bidi="pt_PT"/>
+        </w:rPr>
+      </w:r>
+      <w:r>
+        <w:rPr>
+          <w:b/>
+          <w:lang w:val="pt_PT" w:bidi="pt_PT"/>
+        </w:rPr>
         <w:t>"levadas pelo vento".</w:t>
       </w:r>
     </w:p>
@@ -7442,6 +8312,21 @@
           <w:b/>
           <w:lang w:val="pt_PT" w:bidi="pt_PT"/>
         </w:rPr>
+        <w:t>δένδρα φθινοπωρινὰ ἄκαρπα</w:t>
+      </w:r>
+    </w:p>
+    <w:p>
+      <w:pPr/>
+      <w:r>
+        <w:rPr>
+          <w:lang w:val="pt_PT" w:bidi="pt_PT"/>
+        </w:rPr>
+      </w:r>
+      <w:r>
+        <w:rPr>
+          <w:b/>
+          <w:lang w:val="pt_PT" w:bidi="pt_PT"/>
+        </w:rPr>
         <w:t>"</w:t>
       </w:r>
       <w:r>
@@ -7552,6 +8437,21 @@
           <w:b/>
           <w:lang w:val="pt_PT" w:bidi="pt_PT"/>
         </w:rPr>
+        <w:t>δὶς ἀποθανόντα ἐκριζωθέντα</w:t>
+      </w:r>
+    </w:p>
+    <w:p>
+      <w:pPr/>
+      <w:r>
+        <w:rPr>
+          <w:lang w:val="pt_PT" w:bidi="pt_PT"/>
+        </w:rPr>
+      </w:r>
+      <w:r>
+        <w:rPr>
+          <w:b/>
+          <w:lang w:val="pt_PT" w:bidi="pt_PT"/>
+        </w:rPr>
         <w:t>"</w:t>
       </w:r>
       <w:r>
@@ -7662,6 +8562,21 @@
           <w:b/>
           <w:lang w:val="pt_PT" w:bidi="pt_PT"/>
         </w:rPr>
+        <w:t>δὶς ἀποθανόντα ἐκριζωθέντα</w:t>
+      </w:r>
+    </w:p>
+    <w:p>
+      <w:pPr/>
+      <w:r>
+        <w:rPr>
+          <w:lang w:val="pt_PT" w:bidi="pt_PT"/>
+        </w:rPr>
+      </w:r>
+      <w:r>
+        <w:rPr>
+          <w:b/>
+          <w:lang w:val="pt_PT" w:bidi="pt_PT"/>
+        </w:rPr>
         <w:t>"</w:t>
       </w:r>
       <w:r>
@@ -7752,6 +8667,21 @@
           <w:b/>
           <w:lang w:val="pt_PT" w:bidi="pt_PT"/>
         </w:rPr>
+        <w:t>κύματα ἄγρια θαλάσσης</w:t>
+      </w:r>
+    </w:p>
+    <w:p>
+      <w:pPr/>
+      <w:r>
+        <w:rPr>
+          <w:lang w:val="pt_PT" w:bidi="pt_PT"/>
+        </w:rPr>
+      </w:r>
+      <w:r>
+        <w:rPr>
+          <w:b/>
+          <w:lang w:val="pt_PT" w:bidi="pt_PT"/>
+        </w:rPr>
         <w:t>"</w:t>
       </w:r>
       <w:r>
@@ -7862,6 +8792,21 @@
           <w:b/>
           <w:lang w:val="pt_PT" w:bidi="pt_PT"/>
         </w:rPr>
+        <w:t>ἐπαφρίζοντα τὰς ἑαυτῶν αἰσχύνας</w:t>
+      </w:r>
+    </w:p>
+    <w:p>
+      <w:pPr/>
+      <w:r>
+        <w:rPr>
+          <w:lang w:val="pt_PT" w:bidi="pt_PT"/>
+        </w:rPr>
+      </w:r>
+      <w:r>
+        <w:rPr>
+          <w:b/>
+          <w:lang w:val="pt_PT" w:bidi="pt_PT"/>
+        </w:rPr>
         <w:t>"</w:t>
       </w:r>
       <w:r>
@@ -7972,6 +8917,21 @@
           <w:b/>
           <w:lang w:val="pt_PT" w:bidi="pt_PT"/>
         </w:rPr>
+        <w:t>ἀστέρες πλανῆται</w:t>
+      </w:r>
+    </w:p>
+    <w:p>
+      <w:pPr/>
+      <w:r>
+        <w:rPr>
+          <w:lang w:val="pt_PT" w:bidi="pt_PT"/>
+        </w:rPr>
+      </w:r>
+      <w:r>
+        <w:rPr>
+          <w:b/>
+          <w:lang w:val="pt_PT" w:bidi="pt_PT"/>
+        </w:rPr>
         <w:t>"</w:t>
       </w:r>
       <w:r>
@@ -8205,6 +9165,21 @@
           <w:b/>
           <w:lang w:val="pt_PT" w:bidi="pt_PT"/>
         </w:rPr>
+        <w:t>οἷς</w:t>
+      </w:r>
+    </w:p>
+    <w:p>
+      <w:pPr/>
+      <w:r>
+        <w:rPr>
+          <w:lang w:val="pt_PT" w:bidi="pt_PT"/>
+        </w:rPr>
+      </w:r>
+      <w:r>
+        <w:rPr>
+          <w:b/>
+          <w:lang w:val="pt_PT" w:bidi="pt_PT"/>
+        </w:rPr>
         <w:t>"para as quais".</w:t>
       </w:r>
     </w:p>
@@ -8301,6 +9276,21 @@
           <w:b/>
           <w:lang w:val="pt_PT" w:bidi="pt_PT"/>
         </w:rPr>
+        <w:t>ὁ ζόφος τοῦ σκότους</w:t>
+      </w:r>
+    </w:p>
+    <w:p>
+      <w:pPr/>
+      <w:r>
+        <w:rPr>
+          <w:lang w:val="pt_PT" w:bidi="pt_PT"/>
+        </w:rPr>
+      </w:r>
+      <w:r>
+        <w:rPr>
+          <w:b/>
+          <w:lang w:val="pt_PT" w:bidi="pt_PT"/>
+        </w:rPr>
         <w:t>"u</w:t>
       </w:r>
       <w:r>
@@ -8391,6 +9381,21 @@
           <w:b/>
           <w:lang w:val="pt_PT" w:bidi="pt_PT"/>
         </w:rPr>
+        <w:t>ὁ ζόφος τοῦ σκότους</w:t>
+      </w:r>
+    </w:p>
+    <w:p>
+      <w:pPr/>
+      <w:r>
+        <w:rPr>
+          <w:lang w:val="pt_PT" w:bidi="pt_PT"/>
+        </w:rPr>
+      </w:r>
+      <w:r>
+        <w:rPr>
+          <w:b/>
+          <w:lang w:val="pt_PT" w:bidi="pt_PT"/>
+        </w:rPr>
         <w:t>"na mais profunda escuridão".</w:t>
       </w:r>
     </w:p>
@@ -8590,6 +9595,21 @@
           <w:b/>
           <w:lang w:val="pt_PT" w:bidi="pt_PT"/>
         </w:rPr>
+        <w:t>τούτοις</w:t>
+      </w:r>
+    </w:p>
+    <w:p>
+      <w:pPr/>
+      <w:r>
+        <w:rPr>
+          <w:lang w:val="pt_PT" w:bidi="pt_PT"/>
+        </w:rPr>
+      </w:r>
+      <w:r>
+        <w:rPr>
+          <w:b/>
+          <w:lang w:val="pt_PT" w:bidi="pt_PT"/>
+        </w:rPr>
         <w:t>"a respeito deles".</w:t>
       </w:r>
     </w:p>
@@ -8686,6 +9706,21 @@
           <w:b/>
           <w:lang w:val="pt_PT" w:bidi="pt_PT"/>
         </w:rPr>
+        <w:t>λέγων</w:t>
+      </w:r>
+    </w:p>
+    <w:p>
+      <w:pPr/>
+      <w:r>
+        <w:rPr>
+          <w:lang w:val="pt_PT" w:bidi="pt_PT"/>
+        </w:rPr>
+      </w:r>
+      <w:r>
+        <w:rPr>
+          <w:b/>
+          <w:lang w:val="pt_PT" w:bidi="pt_PT"/>
+        </w:rPr>
         <w:t>"</w:t>
       </w:r>
       <w:r>
@@ -8796,6 +9831,21 @@
           <w:b/>
           <w:lang w:val="pt_PT" w:bidi="pt_PT"/>
         </w:rPr>
+        <w:t>ἰδοὺ</w:t>
+      </w:r>
+    </w:p>
+    <w:p>
+      <w:pPr/>
+      <w:r>
+        <w:rPr>
+          <w:lang w:val="pt_PT" w:bidi="pt_PT"/>
+        </w:rPr>
+      </w:r>
+      <w:r>
+        <w:rPr>
+          <w:b/>
+          <w:lang w:val="pt_PT" w:bidi="pt_PT"/>
+        </w:rPr>
         <w:t>"Olhem".</w:t>
       </w:r>
     </w:p>
@@ -8905,6 +9955,21 @@
           <w:b/>
           <w:lang w:val="pt_PT" w:bidi="pt_PT"/>
         </w:rPr>
+        <w:t>ἦλθεν Κύριος</w:t>
+      </w:r>
+    </w:p>
+    <w:p>
+      <w:pPr/>
+      <w:r>
+        <w:rPr>
+          <w:lang w:val="pt_PT" w:bidi="pt_PT"/>
+        </w:rPr>
+      </w:r>
+      <w:r>
+        <w:rPr>
+          <w:b/>
+          <w:lang w:val="pt_PT" w:bidi="pt_PT"/>
+        </w:rPr>
         <w:t>"O Senhor virá".</w:t>
       </w:r>
     </w:p>
@@ -8988,6 +10053,21 @@
           <w:b/>
           <w:lang w:val="pt_PT" w:bidi="pt_PT"/>
         </w:rPr>
+        <w:t>Κύριος</w:t>
+      </w:r>
+    </w:p>
+    <w:p>
+      <w:pPr/>
+      <w:r>
+        <w:rPr>
+          <w:lang w:val="pt_PT" w:bidi="pt_PT"/>
+        </w:rPr>
+      </w:r>
+      <w:r>
+        <w:rPr>
+          <w:b/>
+          <w:lang w:val="pt_PT" w:bidi="pt_PT"/>
+        </w:rPr>
         <w:t>"O Senhor".</w:t>
       </w:r>
     </w:p>
@@ -9064,6 +10144,21 @@
           <w:b/>
           <w:lang w:val="pt_PT" w:bidi="pt_PT"/>
         </w:rPr>
+        <w:t>μυριάσιν</w:t>
+      </w:r>
+    </w:p>
+    <w:p>
+      <w:pPr/>
+      <w:r>
+        <w:rPr>
+          <w:lang w:val="pt_PT" w:bidi="pt_PT"/>
+        </w:rPr>
+      </w:r>
+      <w:r>
+        <w:rPr>
+          <w:b/>
+          <w:lang w:val="pt_PT" w:bidi="pt_PT"/>
+        </w:rPr>
         <w:t>"milhares".</w:t>
       </w:r>
     </w:p>
@@ -9160,6 +10255,21 @@
           <w:b/>
           <w:lang w:val="pt_PT" w:bidi="pt_PT"/>
         </w:rPr>
+        <w:t>ἁγίαις</w:t>
+      </w:r>
+    </w:p>
+    <w:p>
+      <w:pPr/>
+      <w:r>
+        <w:rPr>
+          <w:lang w:val="pt_PT" w:bidi="pt_PT"/>
+        </w:rPr>
+      </w:r>
+      <w:r>
+        <w:rPr>
+          <w:b/>
+          <w:lang w:val="pt_PT" w:bidi="pt_PT"/>
+        </w:rPr>
         <w:t>"anjos".</w:t>
       </w:r>
     </w:p>
@@ -9358,6 +10468,21 @@
           <w:b/>
           <w:lang w:val="pt_PT" w:bidi="pt_PT"/>
         </w:rPr>
+        <w:t>ποιῆσαι κρίσιν κατὰ</w:t>
+      </w:r>
+    </w:p>
+    <w:p>
+      <w:pPr/>
+      <w:r>
+        <w:rPr>
+          <w:lang w:val="pt_PT" w:bidi="pt_PT"/>
+        </w:rPr>
+      </w:r>
+      <w:r>
+        <w:rPr>
+          <w:b/>
+          <w:lang w:val="pt_PT" w:bidi="pt_PT"/>
+        </w:rPr>
         <w:t>"para julgar".</w:t>
       </w:r>
     </w:p>
@@ -9576,6 +10701,21 @@
           <w:b/>
           <w:lang w:val="pt_PT" w:bidi="pt_PT"/>
         </w:rPr>
+        <w:t>τῶν ἔργων ἀσεβείας αὐτῶν</w:t>
+      </w:r>
+    </w:p>
+    <w:p>
+      <w:pPr/>
+      <w:r>
+        <w:rPr>
+          <w:lang w:val="pt_PT" w:bidi="pt_PT"/>
+        </w:rPr>
+      </w:r>
+      <w:r>
+        <w:rPr>
+          <w:b/>
+          <w:lang w:val="pt_PT" w:bidi="pt_PT"/>
+        </w:rPr>
         <w:t>"</w:t>
       </w:r>
       <w:r>
@@ -9712,6 +10852,21 @@
           <w:b/>
           <w:lang w:val="pt_PT" w:bidi="pt_PT"/>
         </w:rPr>
+        <w:t>τῶν σκληρῶν</w:t>
+      </w:r>
+    </w:p>
+    <w:p>
+      <w:pPr/>
+      <w:r>
+        <w:rPr>
+          <w:lang w:val="pt_PT" w:bidi="pt_PT"/>
+        </w:rPr>
+      </w:r>
+      <w:r>
+        <w:rPr>
+          <w:b/>
+          <w:lang w:val="pt_PT" w:bidi="pt_PT"/>
+        </w:rPr>
         <w:t>"</w:t>
       </w:r>
       <w:r>
@@ -9802,6 +10957,21 @@
           <w:b/>
           <w:lang w:val="pt_PT" w:bidi="pt_PT"/>
         </w:rPr>
+        <w:t>αὐτοῦ</w:t>
+      </w:r>
+    </w:p>
+    <w:p>
+      <w:pPr/>
+      <w:r>
+        <w:rPr>
+          <w:lang w:val="pt_PT" w:bidi="pt_PT"/>
+        </w:rPr>
+      </w:r>
+      <w:r>
+        <w:rPr>
+          <w:b/>
+          <w:lang w:val="pt_PT" w:bidi="pt_PT"/>
+        </w:rPr>
         <w:t>"Deus".</w:t>
       </w:r>
     </w:p>
@@ -9897,6 +11067,21 @@
         <w:rPr>
           <w:lang w:val="pt_PT" w:bidi="pt_PT"/>
         </w:rPr>
+      </w:r>
+    </w:p>
+    <w:p>
+      <w:pPr/>
+      <w:r>
+        <w:rPr>
+          <w:lang w:val="pt_PT" w:bidi="pt_PT"/>
+        </w:rPr>
+      </w:r>
+      <w:r>
+        <w:rPr>
+          <w:b/>
+          <w:lang w:val="pt_PT" w:bidi="pt_PT"/>
+        </w:rPr>
+        <w:t>οὗτοί</w:t>
       </w:r>
     </w:p>
     <w:p>
@@ -10025,6 +11210,21 @@
           <w:b/>
           <w:lang w:val="pt_PT" w:bidi="pt_PT"/>
         </w:rPr>
+        <w:t>εἰσιν γογγυσταί μεμψίμοιροι</w:t>
+      </w:r>
+    </w:p>
+    <w:p>
+      <w:pPr/>
+      <w:r>
+        <w:rPr>
+          <w:lang w:val="pt_PT" w:bidi="pt_PT"/>
+        </w:rPr>
+      </w:r>
+      <w:r>
+        <w:rPr>
+          <w:b/>
+          <w:lang w:val="pt_PT" w:bidi="pt_PT"/>
+        </w:rPr>
         <w:t>"e</w:t>
       </w:r>
       <w:r>
@@ -10154,6 +11354,21 @@
           <w:b/>
           <w:lang w:val="pt_PT" w:bidi="pt_PT"/>
         </w:rPr>
+        <w:t>πορευόμενοι</w:t>
+      </w:r>
+    </w:p>
+    <w:p>
+      <w:pPr/>
+      <w:r>
+        <w:rPr>
+          <w:lang w:val="pt_PT" w:bidi="pt_PT"/>
+        </w:rPr>
+      </w:r>
+      <w:r>
+        <w:rPr>
+          <w:b/>
+          <w:lang w:val="pt_PT" w:bidi="pt_PT"/>
+        </w:rPr>
         <w:t>"andando".</w:t>
       </w:r>
     </w:p>
@@ -10250,6 +11465,21 @@
           <w:b/>
           <w:lang w:val="pt_PT" w:bidi="pt_PT"/>
         </w:rPr>
+        <w:t>τὰς ἐπιθυμίας αὐτῶν</w:t>
+      </w:r>
+    </w:p>
+    <w:p>
+      <w:pPr/>
+      <w:r>
+        <w:rPr>
+          <w:lang w:val="pt_PT" w:bidi="pt_PT"/>
+        </w:rPr>
+      </w:r>
+      <w:r>
+        <w:rPr>
+          <w:b/>
+          <w:lang w:val="pt_PT" w:bidi="pt_PT"/>
+        </w:rPr>
         <w:t>"</w:t>
       </w:r>
       <w:r>
@@ -10340,6 +11570,21 @@
           <w:b/>
           <w:lang w:val="pt_PT" w:bidi="pt_PT"/>
         </w:rPr>
+        <w:t>τὸ στόμα αὐτῶν λαλεῖ</w:t>
+      </w:r>
+    </w:p>
+    <w:p>
+      <w:pPr/>
+      <w:r>
+        <w:rPr>
+          <w:lang w:val="pt_PT" w:bidi="pt_PT"/>
+        </w:rPr>
+      </w:r>
+      <w:r>
+        <w:rPr>
+          <w:b/>
+          <w:lang w:val="pt_PT" w:bidi="pt_PT"/>
+        </w:rPr>
         <w:t>"</w:t>
       </w:r>
       <w:r>
@@ -10566,6 +11811,21 @@
           <w:b/>
           <w:lang w:val="pt_PT" w:bidi="pt_PT"/>
         </w:rPr>
+        <w:t>λαλεῖ ὑπέρογκα</w:t>
+      </w:r>
+    </w:p>
+    <w:p>
+      <w:pPr/>
+      <w:r>
+        <w:rPr>
+          <w:lang w:val="pt_PT" w:bidi="pt_PT"/>
+        </w:rPr>
+      </w:r>
+      <w:r>
+        <w:rPr>
+          <w:b/>
+          <w:lang w:val="pt_PT" w:bidi="pt_PT"/>
+        </w:rPr>
         <w:t>"</w:t>
       </w:r>
       <w:r>
@@ -10669,6 +11929,21 @@
           <w:b/>
           <w:lang w:val="pt_PT" w:bidi="pt_PT"/>
         </w:rPr>
+        <w:t>θαυμάζοντες πρόσωπα</w:t>
+      </w:r>
+    </w:p>
+    <w:p>
+      <w:pPr/>
+      <w:r>
+        <w:rPr>
+          <w:lang w:val="pt_PT" w:bidi="pt_PT"/>
+        </w:rPr>
+      </w:r>
+      <w:r>
+        <w:rPr>
+          <w:b/>
+          <w:lang w:val="pt_PT" w:bidi="pt_PT"/>
+        </w:rPr>
         <w:t>"</w:t>
       </w:r>
       <w:r>
@@ -10888,6 +12163,21 @@
         <w:rPr>
           <w:lang w:val="pt_PT" w:bidi="pt_PT"/>
         </w:rPr>
+      </w:r>
+    </w:p>
+    <w:p>
+      <w:pPr/>
+      <w:r>
+        <w:rPr>
+          <w:lang w:val="pt_PT" w:bidi="pt_PT"/>
+        </w:rPr>
+      </w:r>
+      <w:r>
+        <w:rPr>
+          <w:b/>
+          <w:lang w:val="pt_PT" w:bidi="pt_PT"/>
+        </w:rPr>
+        <w:t>ἀγαπητοί</w:t>
       </w:r>
     </w:p>
     <w:p>
@@ -11029,6 +12319,21 @@
           <w:b/>
           <w:lang w:val="pt_PT" w:bidi="pt_PT"/>
         </w:rPr>
+        <w:t>τῶν ῥημάτων</w:t>
+      </w:r>
+    </w:p>
+    <w:p>
+      <w:pPr/>
+      <w:r>
+        <w:rPr>
+          <w:lang w:val="pt_PT" w:bidi="pt_PT"/>
+        </w:rPr>
+      </w:r>
+      <w:r>
+        <w:rPr>
+          <w:b/>
+          <w:lang w:val="pt_PT" w:bidi="pt_PT"/>
+        </w:rPr>
         <w:t>"do que foi profetizado".</w:t>
       </w:r>
     </w:p>
@@ -11138,6 +12443,21 @@
           <w:b/>
           <w:lang w:val="pt_PT" w:bidi="pt_PT"/>
         </w:rPr>
+        <w:t>τοῦ Κυρίου ἡμῶν</w:t>
+      </w:r>
+    </w:p>
+    <w:p>
+      <w:pPr/>
+      <w:r>
+        <w:rPr>
+          <w:lang w:val="pt_PT" w:bidi="pt_PT"/>
+        </w:rPr>
+      </w:r>
+      <w:r>
+        <w:rPr>
+          <w:b/>
+          <w:lang w:val="pt_PT" w:bidi="pt_PT"/>
+        </w:rPr>
         <w:t>"do nosso Senhor".</w:t>
       </w:r>
     </w:p>
@@ -11234,6 +12554,21 @@
           <w:b/>
           <w:lang w:val="pt_PT" w:bidi="pt_PT"/>
         </w:rPr>
+        <w:t>ἡμῶν</w:t>
+      </w:r>
+    </w:p>
+    <w:p>
+      <w:pPr/>
+      <w:r>
+        <w:rPr>
+          <w:lang w:val="pt_PT" w:bidi="pt_PT"/>
+        </w:rPr>
+      </w:r>
+      <w:r>
+        <w:rPr>
+          <w:b/>
+          <w:lang w:val="pt_PT" w:bidi="pt_PT"/>
+        </w:rPr>
         <w:t>"nosso".</w:t>
       </w:r>
     </w:p>
@@ -11330,6 +12665,21 @@
           <w:b/>
           <w:lang w:val="pt_PT" w:bidi="pt_PT"/>
         </w:rPr>
+        <w:t>ὅτι ἔλεγον ὑμῖν</w:t>
+      </w:r>
+    </w:p>
+    <w:p>
+      <w:pPr/>
+      <w:r>
+        <w:rPr>
+          <w:lang w:val="pt_PT" w:bidi="pt_PT"/>
+        </w:rPr>
+      </w:r>
+      <w:r>
+        <w:rPr>
+          <w:b/>
+          <w:lang w:val="pt_PT" w:bidi="pt_PT"/>
+        </w:rPr>
         <w:t>"Eles disseram a vocês".</w:t>
       </w:r>
     </w:p>
@@ -11393,6 +12743,21 @@
           <w:b/>
           <w:lang w:val="pt_PT" w:bidi="pt_PT"/>
         </w:rPr>
+        <w:t>ἐσχάτου χρόνου</w:t>
+      </w:r>
+    </w:p>
+    <w:p>
+      <w:pPr/>
+      <w:r>
+        <w:rPr>
+          <w:lang w:val="pt_PT" w:bidi="pt_PT"/>
+        </w:rPr>
+      </w:r>
+      <w:r>
+        <w:rPr>
+          <w:b/>
+          <w:lang w:val="pt_PT" w:bidi="pt_PT"/>
+        </w:rPr>
         <w:t>"últimos tempos".</w:t>
       </w:r>
     </w:p>
@@ -11489,6 +12854,21 @@
           <w:b/>
           <w:lang w:val="pt_PT" w:bidi="pt_PT"/>
         </w:rPr>
+        <w:t>πορευόμενοι</w:t>
+      </w:r>
+    </w:p>
+    <w:p>
+      <w:pPr/>
+      <w:r>
+        <w:rPr>
+          <w:lang w:val="pt_PT" w:bidi="pt_PT"/>
+        </w:rPr>
+      </w:r>
+      <w:r>
+        <w:rPr>
+          <w:b/>
+          <w:lang w:val="pt_PT" w:bidi="pt_PT"/>
+        </w:rPr>
         <w:t>"e seguem".</w:t>
       </w:r>
     </w:p>
@@ -11701,6 +13081,21 @@
           <w:b/>
           <w:lang w:val="pt_PT" w:bidi="pt_PT"/>
         </w:rPr>
+        <w:t>οὗτοί</w:t>
+      </w:r>
+    </w:p>
+    <w:p>
+      <w:pPr/>
+      <w:r>
+        <w:rPr>
+          <w:lang w:val="pt_PT" w:bidi="pt_PT"/>
+        </w:rPr>
+      </w:r>
+      <w:r>
+        <w:rPr>
+          <w:b/>
+          <w:lang w:val="pt_PT" w:bidi="pt_PT"/>
+        </w:rPr>
         <w:t>"São essas".</w:t>
       </w:r>
     </w:p>
@@ -11797,6 +13192,21 @@
           <w:b/>
           <w:lang w:val="pt_PT" w:bidi="pt_PT"/>
         </w:rPr>
+        <w:t>οἱ ἀποδιορίζοντες</w:t>
+      </w:r>
+    </w:p>
+    <w:p>
+      <w:pPr/>
+      <w:r>
+        <w:rPr>
+          <w:lang w:val="pt_PT" w:bidi="pt_PT"/>
+        </w:rPr>
+      </w:r>
+      <w:r>
+        <w:rPr>
+          <w:b/>
+          <w:lang w:val="pt_PT" w:bidi="pt_PT"/>
+        </w:rPr>
         <w:t>"</w:t>
       </w:r>
       <w:r>
@@ -11907,6 +13317,21 @@
           <w:b/>
           <w:lang w:val="pt_PT" w:bidi="pt_PT"/>
         </w:rPr>
+        <w:t>Πνεῦμα</w:t>
+      </w:r>
+    </w:p>
+    <w:p>
+      <w:pPr/>
+      <w:r>
+        <w:rPr>
+          <w:lang w:val="pt_PT" w:bidi="pt_PT"/>
+        </w:rPr>
+      </w:r>
+      <w:r>
+        <w:rPr>
+          <w:b/>
+          <w:lang w:val="pt_PT" w:bidi="pt_PT"/>
+        </w:rPr>
         <w:t>"o Espírito".</w:t>
       </w:r>
     </w:p>
@@ -12003,6 +13428,21 @@
           <w:b/>
           <w:lang w:val="pt_PT" w:bidi="pt_PT"/>
         </w:rPr>
+        <w:t>ψυχικοί</w:t>
+      </w:r>
+    </w:p>
+    <w:p>
+      <w:pPr/>
+      <w:r>
+        <w:rPr>
+          <w:lang w:val="pt_PT" w:bidi="pt_PT"/>
+        </w:rPr>
+      </w:r>
+      <w:r>
+        <w:rPr>
+          <w:b/>
+          <w:lang w:val="pt_PT" w:bidi="pt_PT"/>
+        </w:rPr>
         <w:t>"O Espírito".</w:t>
       </w:r>
     </w:p>
@@ -12099,6 +13539,21 @@
           <w:b/>
           <w:lang w:val="pt_PT" w:bidi="pt_PT"/>
         </w:rPr>
+        <w:t>Πνεῦμα μὴ ἔχοντες</w:t>
+      </w:r>
+    </w:p>
+    <w:p>
+      <w:pPr/>
+      <w:r>
+        <w:rPr>
+          <w:lang w:val="pt_PT" w:bidi="pt_PT"/>
+        </w:rPr>
+      </w:r>
+      <w:r>
+        <w:rPr>
+          <w:b/>
+          <w:lang w:val="pt_PT" w:bidi="pt_PT"/>
+        </w:rPr>
         <w:t>"não têm o Espírito de Deus".</w:t>
       </w:r>
     </w:p>
@@ -12194,6 +13649,21 @@
         <w:rPr>
           <w:lang w:val="pt_PT" w:bidi="pt_PT"/>
         </w:rPr>
+      </w:r>
+    </w:p>
+    <w:p>
+      <w:pPr/>
+      <w:r>
+        <w:rPr>
+          <w:lang w:val="pt_PT" w:bidi="pt_PT"/>
+        </w:rPr>
+      </w:r>
+      <w:r>
+        <w:rPr>
+          <w:b/>
+          <w:lang w:val="pt_PT" w:bidi="pt_PT"/>
+        </w:rPr>
+        <w:t>ἀγαπητοί</w:t>
       </w:r>
     </w:p>
     <w:p>
@@ -12335,6 +13805,21 @@
           <w:b/>
           <w:lang w:val="pt_PT" w:bidi="pt_PT"/>
         </w:rPr>
+        <w:t>ἐποικοδομοῦντες ἑαυτοὺς τῇ ἁγιωτάτῃ ὑμῶν πίστει</w:t>
+      </w:r>
+    </w:p>
+    <w:p>
+      <w:pPr/>
+      <w:r>
+        <w:rPr>
+          <w:lang w:val="pt_PT" w:bidi="pt_PT"/>
+        </w:rPr>
+      </w:r>
+      <w:r>
+        <w:rPr>
+          <w:b/>
+          <w:lang w:val="pt_PT" w:bidi="pt_PT"/>
+        </w:rPr>
         <w:t>"</w:t>
       </w:r>
       <w:r>
@@ -12432,6 +13917,21 @@
           <w:b/>
           <w:lang w:val="pt_PT" w:bidi="pt_PT"/>
         </w:rPr>
+        <w:t>ἐποικοδομοῦντες ἑαυτοὺς</w:t>
+      </w:r>
+    </w:p>
+    <w:p>
+      <w:pPr/>
+      <w:r>
+        <w:rPr>
+          <w:lang w:val="pt_PT" w:bidi="pt_PT"/>
+        </w:rPr>
+      </w:r>
+      <w:r>
+        <w:rPr>
+          <w:b/>
+          <w:lang w:val="pt_PT" w:bidi="pt_PT"/>
+        </w:rPr>
         <w:t>"</w:t>
       </w:r>
       <w:r>
@@ -12522,6 +14022,21 @@
           <w:b/>
           <w:lang w:val="pt_PT" w:bidi="pt_PT"/>
         </w:rPr>
+        <w:t>τῇ ἁγιωτάτῃ ὑμῶν πίστει</w:t>
+      </w:r>
+    </w:p>
+    <w:p>
+      <w:pPr/>
+      <w:r>
+        <w:rPr>
+          <w:lang w:val="pt_PT" w:bidi="pt_PT"/>
+        </w:rPr>
+      </w:r>
+      <w:r>
+        <w:rPr>
+          <w:b/>
+          <w:lang w:val="pt_PT" w:bidi="pt_PT"/>
+        </w:rPr>
         <w:t>"</w:t>
       </w:r>
       <w:r>
@@ -12632,6 +14147,21 @@
           <w:b/>
           <w:lang w:val="pt_PT" w:bidi="pt_PT"/>
         </w:rPr>
+        <w:t>ἐν Πνεύματι Ἁγίῳ προσευχόμενοι</w:t>
+      </w:r>
+    </w:p>
+    <w:p>
+      <w:pPr/>
+      <w:r>
+        <w:rPr>
+          <w:lang w:val="pt_PT" w:bidi="pt_PT"/>
+        </w:rPr>
+      </w:r>
+      <w:r>
+        <w:rPr>
+          <w:b/>
+          <w:lang w:val="pt_PT" w:bidi="pt_PT"/>
+        </w:rPr>
         <w:t>"</w:t>
       </w:r>
       <w:r>
@@ -12709,6 +14239,21 @@
           <w:b/>
           <w:lang w:val="pt_PT" w:bidi="pt_PT"/>
         </w:rPr>
+        <w:t>ἑαυτοὺς ἐν ἀγάπῃ Θεοῦ τηρήσατε</w:t>
+      </w:r>
+    </w:p>
+    <w:p>
+      <w:pPr/>
+      <w:r>
+        <w:rPr>
+          <w:lang w:val="pt_PT" w:bidi="pt_PT"/>
+        </w:rPr>
+      </w:r>
+      <w:r>
+        <w:rPr>
+          <w:b/>
+          <w:lang w:val="pt_PT" w:bidi="pt_PT"/>
+        </w:rPr>
         <w:t>"</w:t>
       </w:r>
       <w:r>
@@ -12819,6 +14364,21 @@
           <w:b/>
           <w:lang w:val="pt_PT" w:bidi="pt_PT"/>
         </w:rPr>
+        <w:t>ἑαυτοὺς ἐν ἀγάπῃ Θεοῦ τηρήσατε</w:t>
+      </w:r>
+    </w:p>
+    <w:p>
+      <w:pPr/>
+      <w:r>
+        <w:rPr>
+          <w:lang w:val="pt_PT" w:bidi="pt_PT"/>
+        </w:rPr>
+      </w:r>
+      <w:r>
+        <w:rPr>
+          <w:b/>
+          <w:lang w:val="pt_PT" w:bidi="pt_PT"/>
+        </w:rPr>
         <w:t>"</w:t>
       </w:r>
       <w:r>
@@ -12929,6 +14489,21 @@
           <w:b/>
           <w:lang w:val="pt_PT" w:bidi="pt_PT"/>
         </w:rPr>
+        <w:t>προσδεχόμενοι τὸ ἔλεος τοῦ Κυρίου ἡμῶν</w:t>
+      </w:r>
+    </w:p>
+    <w:p>
+      <w:pPr/>
+      <w:r>
+        <w:rPr>
+          <w:lang w:val="pt_PT" w:bidi="pt_PT"/>
+        </w:rPr>
+      </w:r>
+      <w:r>
+        <w:rPr>
+          <w:b/>
+          <w:lang w:val="pt_PT" w:bidi="pt_PT"/>
+        </w:rPr>
         <w:t>"</w:t>
       </w:r>
       <w:r>
@@ -13006,6 +14581,21 @@
           <w:b/>
           <w:lang w:val="pt_PT" w:bidi="pt_PT"/>
         </w:rPr>
+        <w:t>τὸ ἔλεος τοῦ Κυρίου ἡμῶν, Ἰησοῦ Χριστοῦ</w:t>
+      </w:r>
+    </w:p>
+    <w:p>
+      <w:pPr/>
+      <w:r>
+        <w:rPr>
+          <w:lang w:val="pt_PT" w:bidi="pt_PT"/>
+        </w:rPr>
+      </w:r>
+      <w:r>
+        <w:rPr>
+          <w:b/>
+          <w:lang w:val="pt_PT" w:bidi="pt_PT"/>
+        </w:rPr>
         <w:t>"</w:t>
       </w:r>
       <w:r>
@@ -13102,6 +14692,21 @@
         <w:rPr>
           <w:lang w:val="pt_PT" w:bidi="pt_PT"/>
         </w:rPr>
+      </w:r>
+    </w:p>
+    <w:p>
+      <w:pPr/>
+      <w:r>
+        <w:rPr>
+          <w:lang w:val="pt_PT" w:bidi="pt_PT"/>
+        </w:rPr>
+      </w:r>
+      <w:r>
+        <w:rPr>
+          <w:b/>
+          <w:lang w:val="pt_PT" w:bidi="pt_PT"/>
+        </w:rPr>
+        <w:t>τοῦ Κυρίου ἡμῶν</w:t>
       </w:r>
     </w:p>
     <w:p>
@@ -13230,6 +14835,21 @@
           <w:b/>
           <w:lang w:val="pt_PT" w:bidi="pt_PT"/>
         </w:rPr>
+        <w:t>ἡμῶν</w:t>
+      </w:r>
+    </w:p>
+    <w:p>
+      <w:pPr/>
+      <w:r>
+        <w:rPr>
+          <w:lang w:val="pt_PT" w:bidi="pt_PT"/>
+        </w:rPr>
+      </w:r>
+      <w:r>
+        <w:rPr>
+          <w:b/>
+          <w:lang w:val="pt_PT" w:bidi="pt_PT"/>
+        </w:rPr>
         <w:t>"nosso".</w:t>
       </w:r>
     </w:p>
@@ -13442,6 +15062,21 @@
           <w:b/>
           <w:lang w:val="pt_PT" w:bidi="pt_PT"/>
         </w:rPr>
+        <w:t>ἐλεᾶτε</w:t>
+      </w:r>
+    </w:p>
+    <w:p>
+      <w:pPr/>
+      <w:r>
+        <w:rPr>
+          <w:lang w:val="pt_PT" w:bidi="pt_PT"/>
+        </w:rPr>
+      </w:r>
+      <w:r>
+        <w:rPr>
+          <w:b/>
+          <w:lang w:val="pt_PT" w:bidi="pt_PT"/>
+        </w:rPr>
         <w:t>"</w:t>
       </w:r>
       <w:r>
@@ -13655,6 +15290,21 @@
           <w:b/>
           <w:lang w:val="pt_PT" w:bidi="pt_PT"/>
         </w:rPr>
+        <w:t>ἐκ πυρὸς ἁρπάζοντες</w:t>
+      </w:r>
+    </w:p>
+    <w:p>
+      <w:pPr/>
+      <w:r>
+        <w:rPr>
+          <w:lang w:val="pt_PT" w:bidi="pt_PT"/>
+        </w:rPr>
+      </w:r>
+      <w:r>
+        <w:rPr>
+          <w:b/>
+          <w:lang w:val="pt_PT" w:bidi="pt_PT"/>
+        </w:rPr>
         <w:t>"</w:t>
       </w:r>
       <w:r>
@@ -13732,6 +15382,21 @@
           <w:b/>
           <w:lang w:val="pt_PT" w:bidi="pt_PT"/>
         </w:rPr>
+        <w:t>ἐκ πυρὸς ἁρπάζοντες</w:t>
+      </w:r>
+    </w:p>
+    <w:p>
+      <w:pPr/>
+      <w:r>
+        <w:rPr>
+          <w:lang w:val="pt_PT" w:bidi="pt_PT"/>
+        </w:rPr>
+      </w:r>
+      <w:r>
+        <w:rPr>
+          <w:b/>
+          <w:lang w:val="pt_PT" w:bidi="pt_PT"/>
+        </w:rPr>
         <w:t>"</w:t>
       </w:r>
       <w:r>
@@ -13842,6 +15507,21 @@
           <w:b/>
           <w:lang w:val="pt_PT" w:bidi="pt_PT"/>
         </w:rPr>
+        <w:t>ἐλεᾶτε</w:t>
+      </w:r>
+    </w:p>
+    <w:p>
+      <w:pPr/>
+      <w:r>
+        <w:rPr>
+          <w:lang w:val="pt_PT" w:bidi="pt_PT"/>
+        </w:rPr>
+      </w:r>
+      <w:r>
+        <w:rPr>
+          <w:b/>
+          <w:lang w:val="pt_PT" w:bidi="pt_PT"/>
+        </w:rPr>
         <w:t>"</w:t>
       </w:r>
       <w:r>
@@ -14125,6 +15805,21 @@
           <w:b/>
           <w:lang w:val="pt_PT" w:bidi="pt_PT"/>
         </w:rPr>
+        <w:t>τῆς σαρκὸς</w:t>
+      </w:r>
+    </w:p>
+    <w:p>
+      <w:pPr/>
+      <w:r>
+        <w:rPr>
+          <w:lang w:val="pt_PT" w:bidi="pt_PT"/>
+        </w:rPr>
+      </w:r>
+      <w:r>
+        <w:rPr>
+          <w:b/>
+          <w:lang w:val="pt_PT" w:bidi="pt_PT"/>
+        </w:rPr>
         <w:t>"desejos pecaminosos".</w:t>
       </w:r>
     </w:p>
@@ -14357,6 +16052,21 @@
           <w:b/>
           <w:lang w:val="pt_PT" w:bidi="pt_PT"/>
         </w:rPr>
+        <w:t>φυλάξαι ὑμᾶς ἀπταίστους</w:t>
+      </w:r>
+    </w:p>
+    <w:p>
+      <w:pPr/>
+      <w:r>
+        <w:rPr>
+          <w:lang w:val="pt_PT" w:bidi="pt_PT"/>
+        </w:rPr>
+      </w:r>
+      <w:r>
+        <w:rPr>
+          <w:b/>
+          <w:lang w:val="pt_PT" w:bidi="pt_PT"/>
+        </w:rPr>
         <w:t>"Deus pode evitar que vocês caiam</w:t>
       </w:r>
       <w:r>
@@ -14460,6 +16170,21 @@
           <w:b/>
           <w:lang w:val="pt_PT" w:bidi="pt_PT"/>
         </w:rPr>
+        <w:t>τῆς δόξης αὐτοῦ</w:t>
+      </w:r>
+    </w:p>
+    <w:p>
+      <w:pPr/>
+      <w:r>
+        <w:rPr>
+          <w:lang w:val="pt_PT" w:bidi="pt_PT"/>
+        </w:rPr>
+      </w:r>
+      <w:r>
+        <w:rPr>
+          <w:b/>
+          <w:lang w:val="pt_PT" w:bidi="pt_PT"/>
+        </w:rPr>
         <w:t>"</w:t>
       </w:r>
       <w:r>
@@ -14646,6 +16371,21 @@
           <w:b/>
           <w:lang w:val="pt_PT" w:bidi="pt_PT"/>
         </w:rPr>
+        <w:t>μόνῳ Θεῷ Σωτῆρι ἡμῶν</w:t>
+      </w:r>
+    </w:p>
+    <w:p>
+      <w:pPr/>
+      <w:r>
+        <w:rPr>
+          <w:lang w:val="pt_PT" w:bidi="pt_PT"/>
+        </w:rPr>
+      </w:r>
+      <w:r>
+        <w:rPr>
+          <w:b/>
+          <w:lang w:val="pt_PT" w:bidi="pt_PT"/>
+        </w:rPr>
         <w:t>"</w:t>
       </w:r>
       <w:r>
@@ -14736,6 +16476,21 @@
           <w:b/>
           <w:lang w:val="pt_PT" w:bidi="pt_PT"/>
         </w:rPr>
+        <w:t>Σωτῆρι ἡμῶν</w:t>
+      </w:r>
+    </w:p>
+    <w:p>
+      <w:pPr/>
+      <w:r>
+        <w:rPr>
+          <w:lang w:val="pt_PT" w:bidi="pt_PT"/>
+        </w:rPr>
+      </w:r>
+      <w:r>
+        <w:rPr>
+          <w:b/>
+          <w:lang w:val="pt_PT" w:bidi="pt_PT"/>
+        </w:rPr>
         <w:t>"nosso Salvador".</w:t>
       </w:r>
     </w:p>
@@ -14832,6 +16587,21 @@
           <w:b/>
           <w:lang w:val="pt_PT" w:bidi="pt_PT"/>
         </w:rPr>
+        <w:t>τοῦ Κυρίου ἡμῶν</w:t>
+      </w:r>
+    </w:p>
+    <w:p>
+      <w:pPr/>
+      <w:r>
+        <w:rPr>
+          <w:lang w:val="pt_PT" w:bidi="pt_PT"/>
+        </w:rPr>
+      </w:r>
+      <w:r>
+        <w:rPr>
+          <w:b/>
+          <w:lang w:val="pt_PT" w:bidi="pt_PT"/>
+        </w:rPr>
         <w:t>"nosso Senhor".</w:t>
       </w:r>
     </w:p>
@@ -15051,6 +16821,21 @@
           <w:b/>
           <w:lang w:val="pt_PT" w:bidi="pt_PT"/>
         </w:rPr>
+        <w:t>πρὸ παντὸς τοῦ αἰῶνος</w:t>
+      </w:r>
+    </w:p>
+    <w:p>
+      <w:pPr/>
+      <w:r>
+        <w:rPr>
+          <w:lang w:val="pt_PT" w:bidi="pt_PT"/>
+        </w:rPr>
+      </w:r>
+      <w:r>
+        <w:rPr>
+          <w:b/>
+          <w:lang w:val="pt_PT" w:bidi="pt_PT"/>
+        </w:rPr>
         <w:t>"desde todos os tempos".</w:t>
       </w:r>
     </w:p>
@@ -15120,6 +16905,21 @@
         <w:rPr>
           <w:lang w:val="pt_PT" w:bidi="pt_PT"/>
         </w:rPr>
+      </w:r>
+    </w:p>
+    <w:p>
+      <w:pPr/>
+      <w:r>
+        <w:rPr>
+          <w:lang w:val="pt_PT" w:bidi="pt_PT"/>
+        </w:rPr>
+      </w:r>
+      <w:r>
+        <w:rPr>
+          <w:b/>
+          <w:lang w:val="pt_PT" w:bidi="pt_PT"/>
+        </w:rPr>
+        <w:t>εἰς πάντας τοὺς αἰῶνας</w:t>
       </w:r>
     </w:p>
     <w:p>

--- a/por/docx/65.content.docx
+++ b/por/docx/65.content.docx
@@ -811,6 +811,21 @@
           <w:b/>
           <w:lang w:val="pt_PT" w:bidi="pt_PT"/>
         </w:rPr>
+        <w:t>ἐν Θεῷ Πατρὶ ἠγαπημένοις</w:t>
+      </w:r>
+    </w:p>
+    <w:p>
+      <w:pPr/>
+      <w:r>
+        <w:rPr>
+          <w:lang w:val="pt_PT" w:bidi="pt_PT"/>
+        </w:rPr>
+      </w:r>
+      <w:r>
+        <w:rPr>
+          <w:b/>
+          <w:lang w:val="pt_PT" w:bidi="pt_PT"/>
+        </w:rPr>
         <w:t>"a quem Deus, o Pai, ama".</w:t>
       </w:r>
     </w:p>
@@ -894,6 +909,21 @@
           <w:b/>
           <w:lang w:val="pt_PT" w:bidi="pt_PT"/>
         </w:rPr>
+        <w:t>Θεῷ Πατρὶ</w:t>
+      </w:r>
+    </w:p>
+    <w:p>
+      <w:pPr/>
+      <w:r>
+        <w:rPr>
+          <w:lang w:val="pt_PT" w:bidi="pt_PT"/>
+        </w:rPr>
+      </w:r>
+      <w:r>
+        <w:rPr>
+          <w:b/>
+          <w:lang w:val="pt_PT" w:bidi="pt_PT"/>
+        </w:rPr>
         <w:t>"Deus, o Pai".</w:t>
       </w:r>
     </w:p>
@@ -977,6 +1007,21 @@
           <w:b/>
           <w:lang w:val="pt_PT" w:bidi="pt_PT"/>
         </w:rPr>
+        <w:t>Ἰησοῦ Χριστῷ τετηρημένοις κλητοῖς</w:t>
+      </w:r>
+    </w:p>
+    <w:p>
+      <w:pPr/>
+      <w:r>
+        <w:rPr>
+          <w:lang w:val="pt_PT" w:bidi="pt_PT"/>
+        </w:rPr>
+      </w:r>
+      <w:r>
+        <w:rPr>
+          <w:b/>
+          <w:lang w:val="pt_PT" w:bidi="pt_PT"/>
+        </w:rPr>
         <w:t>"aos que foram chamados, isto é, aqueles a quem Deus, o Pai, ama e a quem Jesus Cristo protege".</w:t>
       </w:r>
     </w:p>
@@ -1060,6 +1105,21 @@
           <w:b/>
           <w:lang w:val="pt_PT" w:bidi="pt_PT"/>
         </w:rPr>
+        <w:t>ἔλεος ὑμῖν, καὶ εἰρήνη, καὶ ἀγάπη πληθυνθείη</w:t>
+      </w:r>
+    </w:p>
+    <w:p>
+      <w:pPr/>
+      <w:r>
+        <w:rPr>
+          <w:lang w:val="pt_PT" w:bidi="pt_PT"/>
+        </w:rPr>
+      </w:r>
+      <w:r>
+        <w:rPr>
+          <w:b/>
+          <w:lang w:val="pt_PT" w:bidi="pt_PT"/>
+        </w:rPr>
         <w:t>"Que vocês tenham mais e mais a misericórdia, a paz e o amor de Deus!".</w:t>
       </w:r>
     </w:p>
@@ -1143,6 +1203,21 @@
           <w:b/>
           <w:lang w:val="pt_PT" w:bidi="pt_PT"/>
         </w:rPr>
+        <w:t>ἔλεος ὑμῖν, καὶ εἰρήνη, καὶ ἀγάπη πληθυνθείη</w:t>
+      </w:r>
+    </w:p>
+    <w:p>
+      <w:pPr/>
+      <w:r>
+        <w:rPr>
+          <w:lang w:val="pt_PT" w:bidi="pt_PT"/>
+        </w:rPr>
+      </w:r>
+      <w:r>
+        <w:rPr>
+          <w:b/>
+          <w:lang w:val="pt_PT" w:bidi="pt_PT"/>
+        </w:rPr>
         <w:t>"tenham mais e mais a misericórdia, a paz e o amor de Deus!".</w:t>
       </w:r>
     </w:p>
@@ -1676,6 +1751,21 @@
           <w:b/>
           <w:lang w:val="pt_PT" w:bidi="pt_PT"/>
         </w:rPr>
+        <w:t>περὶ τῆς κοινῆς ἡμῶν σωτηρίας</w:t>
+      </w:r>
+    </w:p>
+    <w:p>
+      <w:pPr/>
+      <w:r>
+        <w:rPr>
+          <w:lang w:val="pt_PT" w:bidi="pt_PT"/>
+        </w:rPr>
+      </w:r>
+      <w:r>
+        <w:rPr>
+          <w:b/>
+          <w:lang w:val="pt_PT" w:bidi="pt_PT"/>
+        </w:rPr>
         <w:t>"a respeito da salvação que temos em comum".</w:t>
       </w:r>
     </w:p>
@@ -2229,6 +2319,21 @@
           <w:b/>
           <w:lang w:val="pt_PT" w:bidi="pt_PT"/>
         </w:rPr>
+        <w:t>τῇ ἅπαξ παραδοθείσῃ τοῖς ἁγίοις πίστει</w:t>
+      </w:r>
+    </w:p>
+    <w:p>
+      <w:pPr/>
+      <w:r>
+        <w:rPr>
+          <w:lang w:val="pt_PT" w:bidi="pt_PT"/>
+        </w:rPr>
+      </w:r>
+      <w:r>
+        <w:rPr>
+          <w:b/>
+          <w:lang w:val="pt_PT" w:bidi="pt_PT"/>
+        </w:rPr>
         <w:t>"da fé que, uma vez por todas, Deus deu ao seu povo".</w:t>
       </w:r>
     </w:p>
@@ -2508,6 +2613,21 @@
           <w:b/>
           <w:lang w:val="pt_PT" w:bidi="pt_PT"/>
         </w:rPr>
+        <w:t>τὸν μόνον Δεσπότην καὶ Κύριον ἡμῶν, Ἰησοῦν Χριστὸν, ἀρνούμενοι</w:t>
+      </w:r>
+    </w:p>
+    <w:p>
+      <w:pPr/>
+      <w:r>
+        <w:rPr>
+          <w:lang w:val="pt_PT" w:bidi="pt_PT"/>
+        </w:rPr>
+      </w:r>
+      <w:r>
+        <w:rPr>
+          <w:b/>
+          <w:lang w:val="pt_PT" w:bidi="pt_PT"/>
+        </w:rPr>
         <w:t>"rejeitam Jesus Cristo, o nosso único Mestre e Senhor".</w:t>
       </w:r>
     </w:p>
@@ -2655,6 +2775,21 @@
         <w:rPr>
           <w:lang w:val="pt_PT" w:bidi="pt_PT"/>
         </w:rPr>
+      </w:r>
+    </w:p>
+    <w:p>
+      <w:pPr/>
+      <w:r>
+        <w:rPr>
+          <w:lang w:val="pt_PT" w:bidi="pt_PT"/>
+        </w:rPr>
+      </w:r>
+      <w:r>
+        <w:rPr>
+          <w:b/>
+          <w:lang w:val="pt_PT" w:bidi="pt_PT"/>
+        </w:rPr>
+        <w:t>παρεισέδυσαν γάρ τινες ἄνθρωποι</w:t>
       </w:r>
     </w:p>
     <w:p>
@@ -2848,6 +2983,21 @@
           <w:b/>
           <w:lang w:val="pt_PT" w:bidi="pt_PT"/>
         </w:rPr>
+        <w:t>οἱ πάλαι προγεγραμμένοι εἰς τοῦτο τὸ κρίμα</w:t>
+      </w:r>
+    </w:p>
+    <w:p>
+      <w:pPr/>
+      <w:r>
+        <w:rPr>
+          <w:lang w:val="pt_PT" w:bidi="pt_PT"/>
+        </w:rPr>
+      </w:r>
+      <w:r>
+        <w:rPr>
+          <w:b/>
+          <w:lang w:val="pt_PT" w:bidi="pt_PT"/>
+        </w:rPr>
         <w:t xml:space="preserve">"Há muito tempo que as Escrituras Sagradas anunciaram a condenação que eles já receberam". </w:t>
       </w:r>
     </w:p>
@@ -3225,6 +3375,21 @@
           <w:b/>
           <w:lang w:val="pt_PT" w:bidi="pt_PT"/>
         </w:rPr>
+        <w:t>ἡμῶν &amp; ἡμῶν</w:t>
+      </w:r>
+    </w:p>
+    <w:p>
+      <w:pPr/>
+      <w:r>
+        <w:rPr>
+          <w:lang w:val="pt_PT" w:bidi="pt_PT"/>
+        </w:rPr>
+      </w:r>
+      <w:r>
+        <w:rPr>
+          <w:b/>
+          <w:lang w:val="pt_PT" w:bidi="pt_PT"/>
+        </w:rPr>
         <w:t>"nosso"</w:t>
       </w:r>
       <w:r>
@@ -3419,6 +3584,21 @@
           <w:b/>
           <w:lang w:val="pt_PT" w:bidi="pt_PT"/>
         </w:rPr>
+        <w:t>ὑπομνῆσαι &amp; ὑμᾶς βούλομαι, εἰδότας ὑμᾶς ἅπαξ πάντα</w:t>
+      </w:r>
+    </w:p>
+    <w:p>
+      <w:pPr/>
+      <w:r>
+        <w:rPr>
+          <w:lang w:val="pt_PT" w:bidi="pt_PT"/>
+        </w:rPr>
+      </w:r>
+      <w:r>
+        <w:rPr>
+          <w:b/>
+          <w:lang w:val="pt_PT" w:bidi="pt_PT"/>
+        </w:rPr>
         <w:t>"Embora vocês conheçam tudo isso, quero lembrar que o Senhor salvou o povo de Israel".</w:t>
       </w:r>
     </w:p>
@@ -3776,6 +3956,21 @@
           <w:b/>
           <w:lang w:val="pt_PT" w:bidi="pt_PT"/>
         </w:rPr>
+        <w:t>λαὸν ἐκ γῆς Αἰγύπτου σώσας</w:t>
+      </w:r>
+    </w:p>
+    <w:p>
+      <w:pPr/>
+      <w:r>
+        <w:rPr>
+          <w:lang w:val="pt_PT" w:bidi="pt_PT"/>
+        </w:rPr>
+      </w:r>
+      <w:r>
+        <w:rPr>
+          <w:b/>
+          <w:lang w:val="pt_PT" w:bidi="pt_PT"/>
+        </w:rPr>
         <w:t>"que o Senhor salvou o povo de Israel, tirando-o da terra do Egito".</w:t>
       </w:r>
     </w:p>
@@ -3859,6 +4054,21 @@
           <w:b/>
           <w:lang w:val="pt_PT" w:bidi="pt_PT"/>
         </w:rPr>
+        <w:t>τοὺς μὴ τηρήσαντας τὴν ἑαυτῶν ἀρχὴν</w:t>
+      </w:r>
+    </w:p>
+    <w:p>
+      <w:pPr/>
+      <w:r>
+        <w:rPr>
+          <w:lang w:val="pt_PT" w:bidi="pt_PT"/>
+        </w:rPr>
+      </w:r>
+      <w:r>
+        <w:rPr>
+          <w:b/>
+          <w:lang w:val="pt_PT" w:bidi="pt_PT"/>
+        </w:rPr>
         <w:t>"dos anjos que não ficaram dentro dos limites da sua própria autoridade".</w:t>
       </w:r>
     </w:p>
@@ -4020,6 +4230,21 @@
           <w:b/>
           <w:lang w:val="pt_PT" w:bidi="pt_PT"/>
         </w:rPr>
+        <w:t>δεσμοῖς ἀϊδίοις ὑπὸ ζόφον τετήρηκεν</w:t>
+      </w:r>
+    </w:p>
+    <w:p>
+      <w:pPr/>
+      <w:r>
+        <w:rPr>
+          <w:lang w:val="pt_PT" w:bidi="pt_PT"/>
+        </w:rPr>
+      </w:r>
+      <w:r>
+        <w:rPr>
+          <w:b/>
+          <w:lang w:val="pt_PT" w:bidi="pt_PT"/>
+        </w:rPr>
         <w:t>"Eles estão amarrados com correntes eternas".</w:t>
       </w:r>
     </w:p>
@@ -4279,6 +4504,21 @@
           <w:b/>
           <w:lang w:val="pt_PT" w:bidi="pt_PT"/>
         </w:rPr>
+        <w:t>εἰς κρίσιν μεγάλης ἡμέρας</w:t>
+      </w:r>
+    </w:p>
+    <w:p>
+      <w:pPr/>
+      <w:r>
+        <w:rPr>
+          <w:lang w:val="pt_PT" w:bidi="pt_PT"/>
+        </w:rPr>
+      </w:r>
+      <w:r>
+        <w:rPr>
+          <w:b/>
+          <w:lang w:val="pt_PT" w:bidi="pt_PT"/>
+        </w:rPr>
         <w:t>"onde Deus os está guardando para aquele grande dia em que serão condenados".</w:t>
       </w:r>
     </w:p>
@@ -4570,6 +4810,21 @@
           <w:b/>
           <w:lang w:val="pt_PT" w:bidi="pt_PT"/>
         </w:rPr>
+        <w:t>Σόδομα καὶ Γόμορρα, καὶ αἱ περὶ αὐτὰς πόλεις</w:t>
+      </w:r>
+    </w:p>
+    <w:p>
+      <w:pPr/>
+      <w:r>
+        <w:rPr>
+          <w:lang w:val="pt_PT" w:bidi="pt_PT"/>
+        </w:rPr>
+      </w:r>
+      <w:r>
+        <w:rPr>
+          <w:b/>
+          <w:lang w:val="pt_PT" w:bidi="pt_PT"/>
+        </w:rPr>
         <w:t>"de Sodoma, de Gomorra e das cidades vizinhas".</w:t>
       </w:r>
     </w:p>
@@ -4751,6 +5006,21 @@
           <w:b/>
           <w:lang w:val="pt_PT" w:bidi="pt_PT"/>
         </w:rPr>
+        <w:t>ἐκπορνεύσασαι</w:t>
+      </w:r>
+    </w:p>
+    <w:p>
+      <w:pPr/>
+      <w:r>
+        <w:rPr>
+          <w:lang w:val="pt_PT" w:bidi="pt_PT"/>
+        </w:rPr>
+      </w:r>
+      <w:r>
+        <w:rPr>
+          <w:b/>
+          <w:lang w:val="pt_PT" w:bidi="pt_PT"/>
+        </w:rPr>
         <w:t>"cometeram imoralidades e pecados sexuais".</w:t>
       </w:r>
     </w:p>
@@ -5094,6 +5364,21 @@
         <w:rPr>
           <w:lang w:val="pt_PT" w:bidi="pt_PT"/>
         </w:rPr>
+      </w:r>
+    </w:p>
+    <w:p>
+      <w:pPr/>
+      <w:r>
+        <w:rPr>
+          <w:lang w:val="pt_PT" w:bidi="pt_PT"/>
+        </w:rPr>
+      </w:r>
+      <w:r>
+        <w:rPr>
+          <w:b/>
+          <w:lang w:val="pt_PT" w:bidi="pt_PT"/>
+        </w:rPr>
+        <w:t>πυρὸς αἰωνίου δίκην ὑπέχουσαι</w:t>
       </w:r>
     </w:p>
     <w:p>
@@ -5760,6 +6045,21 @@
           <w:b/>
           <w:lang w:val="pt_PT" w:bidi="pt_PT"/>
         </w:rPr>
+        <w:t>κρίσιν ἐπενεγκεῖν βλασφημίας</w:t>
+      </w:r>
+    </w:p>
+    <w:p>
+      <w:pPr/>
+      <w:r>
+        <w:rPr>
+          <w:lang w:val="pt_PT" w:bidi="pt_PT"/>
+        </w:rPr>
+      </w:r>
+      <w:r>
+        <w:rPr>
+          <w:b/>
+          <w:lang w:val="pt_PT" w:bidi="pt_PT"/>
+        </w:rPr>
         <w:t>"Miguel não se atreveu a condenar o Diabo com insultos".</w:t>
       </w:r>
     </w:p>
@@ -5843,6 +6143,21 @@
           <w:b/>
           <w:lang w:val="pt_PT" w:bidi="pt_PT"/>
         </w:rPr>
+        <w:t>κρίσιν ἐπενεγκεῖν βλασφημίας</w:t>
+      </w:r>
+    </w:p>
+    <w:p>
+      <w:pPr/>
+      <w:r>
+        <w:rPr>
+          <w:lang w:val="pt_PT" w:bidi="pt_PT"/>
+        </w:rPr>
+      </w:r>
+      <w:r>
+        <w:rPr>
+          <w:b/>
+          <w:lang w:val="pt_PT" w:bidi="pt_PT"/>
+        </w:rPr>
         <w:t>"Miguel não se atreveu a condenar o Diabo com insultos".</w:t>
       </w:r>
     </w:p>
@@ -5912,6 +6227,21 @@
         <w:rPr>
           <w:lang w:val="pt_PT" w:bidi="pt_PT"/>
         </w:rPr>
+      </w:r>
+    </w:p>
+    <w:p>
+      <w:pPr/>
+      <w:r>
+        <w:rPr>
+          <w:lang w:val="pt_PT" w:bidi="pt_PT"/>
+        </w:rPr>
+      </w:r>
+      <w:r>
+        <w:rPr>
+          <w:b/>
+          <w:lang w:val="pt_PT" w:bidi="pt_PT"/>
+        </w:rPr>
+        <w:t>κρίσιν ἐπενεγκεῖν βλασφημίας</w:t>
       </w:r>
     </w:p>
     <w:p>
@@ -6261,6 +6591,21 @@
           <w:b/>
           <w:lang w:val="pt_PT" w:bidi="pt_PT"/>
         </w:rPr>
+        <w:t>ὅσα δὲ φυσικῶς ὡς τὰ ἄλογα ζῷα ἐπίστανται</w:t>
+      </w:r>
+    </w:p>
+    <w:p>
+      <w:pPr/>
+      <w:r>
+        <w:rPr>
+          <w:lang w:val="pt_PT" w:bidi="pt_PT"/>
+        </w:rPr>
+      </w:r>
+      <w:r>
+        <w:rPr>
+          <w:b/>
+          <w:lang w:val="pt_PT" w:bidi="pt_PT"/>
+        </w:rPr>
         <w:t>"</w:t>
       </w:r>
       <w:r>
@@ -6469,6 +6814,21 @@
           <w:b/>
           <w:lang w:val="pt_PT" w:bidi="pt_PT"/>
         </w:rPr>
+        <w:t>ἐν τούτοις φθείρονται</w:t>
+      </w:r>
+    </w:p>
+    <w:p>
+      <w:pPr/>
+      <w:r>
+        <w:rPr>
+          <w:lang w:val="pt_PT" w:bidi="pt_PT"/>
+        </w:rPr>
+      </w:r>
+      <w:r>
+        <w:rPr>
+          <w:b/>
+          <w:lang w:val="pt_PT" w:bidi="pt_PT"/>
+        </w:rPr>
         <w:t>"</w:t>
       </w:r>
       <w:r>
@@ -6912,6 +7272,21 @@
         <w:rPr>
           <w:lang w:val="pt_PT" w:bidi="pt_PT"/>
         </w:rPr>
+      </w:r>
+    </w:p>
+    <w:p>
+      <w:pPr/>
+      <w:r>
+        <w:rPr>
+          <w:lang w:val="pt_PT" w:bidi="pt_PT"/>
+        </w:rPr>
+      </w:r>
+      <w:r>
+        <w:rPr>
+          <w:b/>
+          <w:lang w:val="pt_PT" w:bidi="pt_PT"/>
+        </w:rPr>
+        <w:t>ἐξεχύθησαν</w:t>
       </w:r>
     </w:p>
     <w:p>
@@ -9055,6 +9430,21 @@
           <w:b/>
           <w:lang w:val="pt_PT" w:bidi="pt_PT"/>
         </w:rPr>
+        <w:t>οἷς ὁ ζόφος τοῦ σκότους εἰς αἰῶνα τετήρηται</w:t>
+      </w:r>
+    </w:p>
+    <w:p>
+      <w:pPr/>
+      <w:r>
+        <w:rPr>
+          <w:lang w:val="pt_PT" w:bidi="pt_PT"/>
+        </w:rPr>
+      </w:r>
+      <w:r>
+        <w:rPr>
+          <w:b/>
+          <w:lang w:val="pt_PT" w:bidi="pt_PT"/>
+        </w:rPr>
         <w:t>"</w:t>
       </w:r>
       <w:r>
@@ -9505,6 +9895,21 @@
           <w:b/>
           <w:lang w:val="pt_PT" w:bidi="pt_PT"/>
         </w:rPr>
+        <w:t>ἕβδομος ἀπὸ Ἀδὰμ</w:t>
+      </w:r>
+    </w:p>
+    <w:p>
+      <w:pPr/>
+      <w:r>
+        <w:rPr>
+          <w:lang w:val="pt_PT" w:bidi="pt_PT"/>
+        </w:rPr>
+      </w:r>
+      <w:r>
+        <w:rPr>
+          <w:b/>
+          <w:lang w:val="pt_PT" w:bidi="pt_PT"/>
+        </w:rPr>
         <w:t>"</w:t>
       </w:r>
       <w:r>
@@ -10359,6 +10764,21 @@
           <w:b/>
           <w:lang w:val="pt_PT" w:bidi="pt_PT"/>
         </w:rPr>
+        <w:t>ποιῆσαι κρίσιν &amp; καὶ ἐλέγξαι</w:t>
+      </w:r>
+    </w:p>
+    <w:p>
+      <w:pPr/>
+      <w:r>
+        <w:rPr>
+          <w:lang w:val="pt_PT" w:bidi="pt_PT"/>
+        </w:rPr>
+      </w:r>
+      <w:r>
+        <w:rPr>
+          <w:b/>
+          <w:lang w:val="pt_PT" w:bidi="pt_PT"/>
+        </w:rPr>
         <w:t>"para julgar"</w:t>
       </w:r>
       <w:r>
@@ -10578,6 +10998,21 @@
         <w:rPr>
           <w:lang w:val="pt_PT" w:bidi="pt_PT"/>
         </w:rPr>
+      </w:r>
+    </w:p>
+    <w:p>
+      <w:pPr/>
+      <w:r>
+        <w:rPr>
+          <w:lang w:val="pt_PT" w:bidi="pt_PT"/>
+        </w:rPr>
+      </w:r>
+      <w:r>
+        <w:rPr>
+          <w:b/>
+          <w:lang w:val="pt_PT" w:bidi="pt_PT"/>
+        </w:rPr>
+        <w:t>πᾶσαν ψυχὴν</w:t>
       </w:r>
     </w:p>
     <w:p>
@@ -11688,6 +12123,21 @@
           <w:b/>
           <w:lang w:val="pt_PT" w:bidi="pt_PT"/>
         </w:rPr>
+        <w:t>τὸ στόμα αὐτῶν λαλεῖ</w:t>
+      </w:r>
+    </w:p>
+    <w:p>
+      <w:pPr/>
+      <w:r>
+        <w:rPr>
+          <w:lang w:val="pt_PT" w:bidi="pt_PT"/>
+        </w:rPr>
+      </w:r>
+      <w:r>
+        <w:rPr>
+          <w:b/>
+          <w:lang w:val="pt_PT" w:bidi="pt_PT"/>
+        </w:rPr>
         <w:t>"</w:t>
       </w:r>
       <w:r>
@@ -12040,6 +12490,21 @@
         <w:rPr>
           <w:lang w:val="pt_PT" w:bidi="pt_PT"/>
         </w:rPr>
+      </w:r>
+    </w:p>
+    <w:p>
+      <w:pPr/>
+      <w:r>
+        <w:rPr>
+          <w:lang w:val="pt_PT" w:bidi="pt_PT"/>
+        </w:rPr>
+      </w:r>
+      <w:r>
+        <w:rPr>
+          <w:b/>
+          <w:lang w:val="pt_PT" w:bidi="pt_PT"/>
+        </w:rPr>
+        <w:t>θαυμάζοντες πρόσωπα</w:t>
       </w:r>
     </w:p>
     <w:p>
@@ -12978,6 +13443,21 @@
           <w:b/>
           <w:lang w:val="pt_PT" w:bidi="pt_PT"/>
         </w:rPr>
+        <w:t>κατὰ τὰς ἑαυτῶν ἐπιθυμίας &amp; τῶν ἀσεβειῶν</w:t>
+      </w:r>
+    </w:p>
+    <w:p>
+      <w:pPr/>
+      <w:r>
+        <w:rPr>
+          <w:lang w:val="pt_PT" w:bidi="pt_PT"/>
+        </w:rPr>
+      </w:r>
+      <w:r>
+        <w:rPr>
+          <w:b/>
+          <w:lang w:val="pt_PT" w:bidi="pt_PT"/>
+        </w:rPr>
         <w:t>"</w:t>
       </w:r>
       <w:r>
@@ -14946,6 +15426,21 @@
           <w:b/>
           <w:lang w:val="pt_PT" w:bidi="pt_PT"/>
         </w:rPr>
+        <w:t>τὸ ἔλεος τοῦ Κυρίου ἡμῶν, Ἰησοῦ Χριστοῦ, εἰς ζωὴν αἰώνιον</w:t>
+      </w:r>
+    </w:p>
+    <w:p>
+      <w:pPr/>
+      <w:r>
+        <w:rPr>
+          <w:lang w:val="pt_PT" w:bidi="pt_PT"/>
+        </w:rPr>
+      </w:r>
+      <w:r>
+        <w:rPr>
+          <w:b/>
+          <w:lang w:val="pt_PT" w:bidi="pt_PT"/>
+        </w:rPr>
         <w:t>"</w:t>
       </w:r>
       <w:r>
@@ -15708,6 +16203,21 @@
           <w:b/>
           <w:lang w:val="pt_PT" w:bidi="pt_PT"/>
         </w:rPr>
+        <w:t>μισοῦντες καὶ τὸν ἀπὸ τῆς σαρκὸς ἐσπιλωμένον χιτῶνα</w:t>
+      </w:r>
+    </w:p>
+    <w:p>
+      <w:pPr/>
+      <w:r>
+        <w:rPr>
+          <w:lang w:val="pt_PT" w:bidi="pt_PT"/>
+        </w:rPr>
+      </w:r>
+      <w:r>
+        <w:rPr>
+          <w:b/>
+          <w:lang w:val="pt_PT" w:bidi="pt_PT"/>
+        </w:rPr>
         <w:t>"o</w:t>
       </w:r>
       <w:r>
@@ -15929,6 +16439,21 @@
           <w:b/>
           <w:lang w:val="pt_PT" w:bidi="pt_PT"/>
         </w:rPr>
+        <w:t>τῷ δὲ δυναμένῳ φυλάξαι</w:t>
+      </w:r>
+    </w:p>
+    <w:p>
+      <w:pPr/>
+      <w:r>
+        <w:rPr>
+          <w:lang w:val="pt_PT" w:bidi="pt_PT"/>
+        </w:rPr>
+      </w:r>
+      <w:r>
+        <w:rPr>
+          <w:b/>
+          <w:lang w:val="pt_PT" w:bidi="pt_PT"/>
+        </w:rPr>
         <w:t>"</w:t>
       </w:r>
       <w:r>
@@ -16684,6 +17209,21 @@
         <w:rPr>
           <w:lang w:val="pt_PT" w:bidi="pt_PT"/>
         </w:rPr>
+      </w:r>
+    </w:p>
+    <w:p>
+      <w:pPr/>
+      <w:r>
+        <w:rPr>
+          <w:lang w:val="pt_PT" w:bidi="pt_PT"/>
+        </w:rPr>
+      </w:r>
+      <w:r>
+        <w:rPr>
+          <w:b/>
+          <w:lang w:val="pt_PT" w:bidi="pt_PT"/>
+        </w:rPr>
+        <w:t>μόνῳ Θεῷ &amp; δόξα, μεγαλωσύνη, κράτος, καὶ ἐξουσία</w:t>
       </w:r>
     </w:p>
     <w:p>
